--- a/entregables/word/clase_01.docx
+++ b/entregables/word/clase_01.docx
@@ -67,12 +67,23 @@
         </w:rPr>
         <w:t xml:space="preserve"> y en la clase de arte repartieron una cartulina en </w:t>
       </w:r>
-      <w:r>
-        <w:rPr>
-          <w:b/>
-        </w:rPr>
-        <w:t>3/8</w:t>
-      </w:r>
+      <m:oMath>
+        <m:f>
+          <m:fPr>
+            <m:ctrlPr/>
+          </m:fPr>
+          <m:num>
+            <m:r>
+              <m:t xml:space="preserve">3</m:t>
+            </m:r>
+          </m:num>
+          <m:den>
+            <m:r>
+              <m:t xml:space="preserve">8</m:t>
+            </m:r>
+          </m:den>
+        </m:f>
+      </m:oMath>
       <w:r>
         <w:rPr>
           <w:b w:val="0"/>
@@ -178,7 +189,21 @@
         <w:rPr>
           <w:b/>
         </w:rPr>
-        <w:t>Naturales (ℕ): para contar.</w:t>
+        <w:t xml:space="preserve">Naturales </w:t>
+      </w:r>
+      <m:oMath>
+        <m:r>
+          <m:rPr>
+            <m:nor/>
+          </m:rPr>
+          <m:t xml:space="preserve">ℕ</m:t>
+        </m:r>
+      </m:oMath>
+      <w:r>
+        <w:rPr>
+          <w:b w:val="0"/>
+        </w:rPr>
+        <w:t>: para contar.</w:t>
       </w:r>
     </w:p>
     <w:p>
@@ -202,7 +227,21 @@
         <w:rPr>
           <w:b/>
         </w:rPr>
-        <w:t>Enteros (ℤ): porque a veces se debe.</w:t>
+        <w:t xml:space="preserve">Enteros </w:t>
+      </w:r>
+      <m:oMath>
+        <m:r>
+          <m:rPr>
+            <m:nor/>
+          </m:rPr>
+          <m:t xml:space="preserve">ℤ</m:t>
+        </m:r>
+      </m:oMath>
+      <w:r>
+        <w:rPr>
+          <w:b w:val="0"/>
+        </w:rPr>
+        <w:t>: porque a veces se debe.</w:t>
       </w:r>
     </w:p>
     <w:p>
@@ -238,7 +277,21 @@
         <w:rPr>
           <w:b/>
         </w:rPr>
-        <w:t>Racionales (ℚ): porque no todo se reparte exacto.</w:t>
+        <w:t xml:space="preserve">Racionales </w:t>
+      </w:r>
+      <m:oMath>
+        <m:r>
+          <m:rPr>
+            <m:nor/>
+          </m:rPr>
+          <m:t xml:space="preserve">ℚ</m:t>
+        </m:r>
+      </m:oMath>
+      <w:r>
+        <w:rPr>
+          <w:b w:val="0"/>
+        </w:rPr>
+        <w:t>: porque no todo se reparte exacto.</w:t>
       </w:r>
     </w:p>
     <w:p>
@@ -258,7 +311,41 @@
         <w:rPr>
           <w:b w:val="0"/>
         </w:rPr>
-        <w:t>: a/b, con b distinto de 0.</w:t>
+        <w:t xml:space="preserve">: </w:t>
+      </w:r>
+      <m:oMath>
+        <m:f>
+          <m:fPr>
+            <m:ctrlPr/>
+          </m:fPr>
+          <m:num>
+            <m:r>
+              <m:t xml:space="preserve">a</m:t>
+            </m:r>
+          </m:num>
+          <m:den>
+            <m:r>
+              <m:t xml:space="preserve">b</m:t>
+            </m:r>
+          </m:den>
+        </m:f>
+      </m:oMath>
+      <w:r>
+        <w:rPr>
+          <w:b w:val="0"/>
+        </w:rPr>
+        <w:t xml:space="preserve">, con </w:t>
+      </w:r>
+      <m:oMath>
+        <m:r>
+          <m:t xml:space="preserve">b</m:t>
+        </m:r>
+      </m:oMath>
+      <w:r>
+        <w:rPr>
+          <w:b w:val="0"/>
+        </w:rPr>
+        <w:t xml:space="preserve"> distinto de 0.</w:t>
       </w:r>
     </w:p>
     <w:p>
@@ -266,7 +353,114 @@
         <w:rPr>
           <w:b w:val="0"/>
         </w:rPr>
-        <w:t>Ejemplos: 3/4, −7/2, 0,5 (= 1/2), 8 (= 8/1).</w:t>
+        <w:t xml:space="preserve">Ejemplos: </w:t>
+      </w:r>
+      <m:oMath>
+        <m:f>
+          <m:fPr>
+            <m:ctrlPr/>
+          </m:fPr>
+          <m:num>
+            <m:r>
+              <m:t xml:space="preserve">3</m:t>
+            </m:r>
+          </m:num>
+          <m:den>
+            <m:r>
+              <m:t xml:space="preserve">4</m:t>
+            </m:r>
+          </m:den>
+        </m:f>
+      </m:oMath>
+      <w:r>
+        <w:rPr>
+          <w:b w:val="0"/>
+        </w:rPr>
+        <w:t xml:space="preserve">, </w:t>
+      </w:r>
+      <m:oMath>
+        <m:r>
+          <m:t xml:space="preserve">-</m:t>
+        </m:r>
+        <m:f>
+          <m:fPr>
+            <m:ctrlPr/>
+          </m:fPr>
+          <m:num>
+            <m:r>
+              <m:t xml:space="preserve">7</m:t>
+            </m:r>
+          </m:num>
+          <m:den>
+            <m:r>
+              <m:t xml:space="preserve">2</m:t>
+            </m:r>
+          </m:den>
+        </m:f>
+      </m:oMath>
+      <w:r>
+        <w:rPr>
+          <w:b w:val="0"/>
+        </w:rPr>
+        <w:t xml:space="preserve">, </w:t>
+      </w:r>
+      <m:oMath>
+        <m:r>
+          <m:t xml:space="preserve">0,5</m:t>
+        </m:r>
+        <m:r>
+          <m:t xml:space="preserve">=</m:t>
+        </m:r>
+        <m:f>
+          <m:fPr>
+            <m:ctrlPr/>
+          </m:fPr>
+          <m:num>
+            <m:r>
+              <m:t xml:space="preserve">1</m:t>
+            </m:r>
+          </m:num>
+          <m:den>
+            <m:r>
+              <m:t xml:space="preserve">2</m:t>
+            </m:r>
+          </m:den>
+        </m:f>
+      </m:oMath>
+      <w:r>
+        <w:rPr>
+          <w:b w:val="0"/>
+        </w:rPr>
+        <w:t xml:space="preserve">, </w:t>
+      </w:r>
+      <m:oMath>
+        <m:r>
+          <m:t xml:space="preserve">8</m:t>
+        </m:r>
+        <m:r>
+          <m:t xml:space="preserve">=</m:t>
+        </m:r>
+        <m:f>
+          <m:fPr>
+            <m:ctrlPr/>
+          </m:fPr>
+          <m:num>
+            <m:r>
+              <m:t xml:space="preserve">8</m:t>
+            </m:r>
+          </m:num>
+          <m:den>
+            <m:r>
+              <m:t xml:space="preserve">1</m:t>
+            </m:r>
+          </m:den>
+        </m:f>
+      </m:oMath>
+      <w:r>
+        <w:rPr>
+          <w:b w:val="0"/>
+        </w:rPr>
+        <w:t>.</w:t>
       </w:r>
     </w:p>
     <w:p>
@@ -302,8 +496,117 @@
         <w:rPr>
           <w:b w:val="0"/>
         </w:rPr>
-        <w:t>Ejemplos: √2 ≈ 1,4142135…, π ≈ 3,14159265…, √5 ≈ 2,2360679…</w:t>
-      </w:r>
+        <w:t xml:space="preserve">Ejemplos: </w:t>
+      </w:r>
+      <m:oMath>
+        <m:rad>
+          <m:radPr>
+            <m:degHide m:val="1"/>
+          </m:radPr>
+          <m:deg/>
+          <m:e>
+            <m:r>
+              <m:t xml:space="preserve">2</m:t>
+            </m:r>
+          </m:e>
+        </m:rad>
+        <m:r>
+          <m:rPr>
+            <m:nor/>
+          </m:rPr>
+          <m:t xml:space="preserve">≈</m:t>
+        </m:r>
+        <m:r>
+          <m:rPr>
+            <m:nor/>
+          </m:rPr>
+          <m:t xml:space="preserve"> </m:t>
+        </m:r>
+        <m:r>
+          <m:t xml:space="preserve">1,4142135</m:t>
+        </m:r>
+        <m:r>
+          <m:rPr>
+            <m:nor/>
+          </m:rPr>
+          <m:t xml:space="preserve">…</m:t>
+        </m:r>
+      </m:oMath>
+      <w:r>
+        <w:rPr>
+          <w:b w:val="0"/>
+        </w:rPr>
+        <w:t xml:space="preserve">, </w:t>
+      </w:r>
+      <m:oMath>
+        <m:r>
+          <m:rPr>
+            <m:nor/>
+          </m:rPr>
+          <m:t xml:space="preserve">π</m:t>
+        </m:r>
+        <m:r>
+          <m:rPr>
+            <m:nor/>
+          </m:rPr>
+          <m:t xml:space="preserve">≈</m:t>
+        </m:r>
+        <m:r>
+          <m:rPr>
+            <m:nor/>
+          </m:rPr>
+          <m:t xml:space="preserve"> </m:t>
+        </m:r>
+        <m:r>
+          <m:t xml:space="preserve">3,14159265</m:t>
+        </m:r>
+        <m:r>
+          <m:rPr>
+            <m:nor/>
+          </m:rPr>
+          <m:t xml:space="preserve">…</m:t>
+        </m:r>
+      </m:oMath>
+      <w:r>
+        <w:rPr>
+          <w:b w:val="0"/>
+        </w:rPr>
+        <w:t xml:space="preserve">, </w:t>
+      </w:r>
+      <m:oMath>
+        <m:rad>
+          <m:radPr>
+            <m:degHide m:val="1"/>
+          </m:radPr>
+          <m:deg/>
+          <m:e>
+            <m:r>
+              <m:t xml:space="preserve">5</m:t>
+            </m:r>
+          </m:e>
+        </m:rad>
+        <m:r>
+          <m:rPr>
+            <m:nor/>
+          </m:rPr>
+          <m:t xml:space="preserve">≈</m:t>
+        </m:r>
+        <m:r>
+          <m:rPr>
+            <m:nor/>
+          </m:rPr>
+          <m:t xml:space="preserve"> </m:t>
+        </m:r>
+        <m:r>
+          <m:t xml:space="preserve">2,2360679</m:t>
+        </m:r>
+        <m:r>
+          <m:rPr>
+            <m:nor/>
+          </m:rPr>
+          <m:t xml:space="preserve">…</m:t>
+        </m:r>
+      </m:oMath>
     </w:p>
     <w:p>
       <w:r>
@@ -330,7 +633,21 @@
         <w:rPr>
           <w:b/>
         </w:rPr>
-        <w:t>Reales (ℝ): todos juntos.</w:t>
+        <w:t xml:space="preserve">Reales </w:t>
+      </w:r>
+      <m:oMath>
+        <m:r>
+          <m:rPr>
+            <m:nor/>
+          </m:rPr>
+          <m:t xml:space="preserve">ℝ</m:t>
+        </m:r>
+      </m:oMath>
+      <w:r>
+        <w:rPr>
+          <w:b w:val="0"/>
+        </w:rPr>
+        <w:t>: todos juntos.</w:t>
       </w:r>
     </w:p>
     <w:p>
@@ -457,12 +774,11 @@
             <w:tcW w:type="dxa" w:w="2880"/>
           </w:tcPr>
           <w:p>
-            <w:r>
-              <w:rPr>
-                <w:b w:val="0"/>
-              </w:rPr>
-              <w:t>0,75</w:t>
-            </w:r>
+            <m:oMath>
+              <m:r>
+                <m:t xml:space="preserve">0,75</m:t>
+              </m:r>
+            </m:oMath>
           </w:p>
         </w:tc>
         <w:tc>
@@ -498,12 +814,34 @@
             <w:tcW w:type="dxa" w:w="2880"/>
           </w:tcPr>
           <w:p>
+            <m:oMath>
+              <m:r>
+                <m:t xml:space="preserve">0,3333</m:t>
+              </m:r>
+              <m:r>
+                <m:rPr>
+                  <m:nor/>
+                </m:rPr>
+                <m:t xml:space="preserve">…</m:t>
+              </m:r>
+            </m:oMath>
             <w:r>
               <w:rPr>
                 <w:b w:val="0"/>
               </w:rPr>
-              <w:t>0,3333… ; 2,171717…</w:t>
+              <w:t xml:space="preserve"> ; </w:t>
             </w:r>
+            <m:oMath>
+              <m:r>
+                <m:t xml:space="preserve">2,171717</m:t>
+              </m:r>
+              <m:r>
+                <m:rPr>
+                  <m:nor/>
+                </m:rPr>
+                <m:t xml:space="preserve">…</m:t>
+              </m:r>
+            </m:oMath>
           </w:p>
         </w:tc>
         <w:tc>
@@ -539,12 +877,31 @@
             <w:tcW w:type="dxa" w:w="2880"/>
           </w:tcPr>
           <w:p>
+            <m:oMath>
+              <m:r>
+                <m:t xml:space="preserve">1,010010001</m:t>
+              </m:r>
+              <m:r>
+                <m:rPr>
+                  <m:nor/>
+                </m:rPr>
+                <m:t xml:space="preserve">…</m:t>
+              </m:r>
+            </m:oMath>
             <w:r>
               <w:rPr>
                 <w:b w:val="0"/>
               </w:rPr>
-              <w:t>1,010010001… ; π</w:t>
+              <w:t xml:space="preserve"> ; </w:t>
             </w:r>
+            <m:oMath>
+              <m:r>
+                <m:rPr>
+                  <m:nor/>
+                </m:rPr>
+                <m:t xml:space="preserve">π</m:t>
+              </m:r>
+            </m:oMath>
           </w:p>
         </w:tc>
         <w:tc>
@@ -576,38 +933,173 @@
         <w:rPr>
           <w:b w:val="0"/>
         </w:rPr>
-        <w:t>Ejemplo rápido: 0,444…</w:t>
-      </w:r>
+        <w:t xml:space="preserve">Ejemplo rápido: </w:t>
+      </w:r>
+      <m:oMath>
+        <m:r>
+          <m:t xml:space="preserve">0,444</m:t>
+        </m:r>
+        <m:r>
+          <m:rPr>
+            <m:nor/>
+          </m:rPr>
+          <m:t xml:space="preserve">…</m:t>
+        </m:r>
+      </m:oMath>
     </w:p>
     <w:p>
       <w:r>
         <w:rPr>
           <w:b w:val="0"/>
         </w:rPr>
-        <w:t>Llamemos x = 0,444…</w:t>
-      </w:r>
+        <w:t xml:space="preserve">Llamemos </w:t>
+      </w:r>
+      <m:oMath>
+        <m:r>
+          <m:t xml:space="preserve">x</m:t>
+        </m:r>
+        <m:r>
+          <m:t xml:space="preserve">=</m:t>
+        </m:r>
+        <m:r>
+          <m:t xml:space="preserve">0,444</m:t>
+        </m:r>
+        <m:r>
+          <m:rPr>
+            <m:nor/>
+          </m:rPr>
+          <m:t xml:space="preserve">…</m:t>
+        </m:r>
+      </m:oMath>
     </w:p>
     <w:p>
       <w:r>
         <w:rPr>
           <w:b w:val="0"/>
         </w:rPr>
-        <w:t>Entonces 10x = 4,444…</w:t>
-      </w:r>
+        <w:t xml:space="preserve">Entonces </w:t>
+      </w:r>
+      <m:oMath>
+        <m:r>
+          <m:t xml:space="preserve">10</m:t>
+        </m:r>
+        <m:r>
+          <m:t xml:space="preserve">x</m:t>
+        </m:r>
+        <m:r>
+          <m:t xml:space="preserve">=</m:t>
+        </m:r>
+        <m:r>
+          <m:t xml:space="preserve">4,444</m:t>
+        </m:r>
+        <m:r>
+          <m:rPr>
+            <m:nor/>
+          </m:rPr>
+          <m:t xml:space="preserve">…</m:t>
+        </m:r>
+      </m:oMath>
     </w:p>
     <w:p>
       <w:r>
         <w:rPr>
           <w:b w:val="0"/>
         </w:rPr>
-        <w:t xml:space="preserve">Restamos: 10x − x = 4,444… − 0,444… = 4, o sea 9x = 4, y por tanto </w:t>
-      </w:r>
-      <w:r>
-        <w:rPr>
-          <w:b/>
-        </w:rPr>
-        <w:t>x = 4/9</w:t>
-      </w:r>
+        <w:t xml:space="preserve">Restamos: </w:t>
+      </w:r>
+      <m:oMath>
+        <m:r>
+          <m:t xml:space="preserve">10</m:t>
+        </m:r>
+        <m:r>
+          <m:t xml:space="preserve">x</m:t>
+        </m:r>
+        <m:r>
+          <m:t xml:space="preserve">-</m:t>
+        </m:r>
+        <m:r>
+          <m:t xml:space="preserve">x</m:t>
+        </m:r>
+        <m:r>
+          <m:t xml:space="preserve">=</m:t>
+        </m:r>
+        <m:r>
+          <m:t xml:space="preserve">4,444</m:t>
+        </m:r>
+        <m:r>
+          <m:rPr>
+            <m:nor/>
+          </m:rPr>
+          <m:t xml:space="preserve">…</m:t>
+        </m:r>
+        <m:r>
+          <m:t xml:space="preserve">-</m:t>
+        </m:r>
+        <m:r>
+          <m:t xml:space="preserve">0,444</m:t>
+        </m:r>
+        <m:r>
+          <m:rPr>
+            <m:nor/>
+          </m:rPr>
+          <m:t xml:space="preserve">…</m:t>
+        </m:r>
+        <m:r>
+          <m:t xml:space="preserve">=</m:t>
+        </m:r>
+        <m:r>
+          <m:t xml:space="preserve">4</m:t>
+        </m:r>
+      </m:oMath>
+      <w:r>
+        <w:rPr>
+          <w:b w:val="0"/>
+        </w:rPr>
+        <w:t xml:space="preserve">, o sea </w:t>
+      </w:r>
+      <m:oMath>
+        <m:r>
+          <m:t xml:space="preserve">9</m:t>
+        </m:r>
+        <m:r>
+          <m:t xml:space="preserve">x</m:t>
+        </m:r>
+        <m:r>
+          <m:t xml:space="preserve">=</m:t>
+        </m:r>
+        <m:r>
+          <m:t xml:space="preserve">4</m:t>
+        </m:r>
+      </m:oMath>
+      <w:r>
+        <w:rPr>
+          <w:b w:val="0"/>
+        </w:rPr>
+        <w:t xml:space="preserve">, y por tanto </w:t>
+      </w:r>
+      <m:oMath>
+        <m:r>
+          <m:t xml:space="preserve">x</m:t>
+        </m:r>
+        <m:r>
+          <m:t xml:space="preserve">=</m:t>
+        </m:r>
+        <m:f>
+          <m:fPr>
+            <m:ctrlPr/>
+          </m:fPr>
+          <m:num>
+            <m:r>
+              <m:t xml:space="preserve">4</m:t>
+            </m:r>
+          </m:num>
+          <m:den>
+            <m:r>
+              <m:t xml:space="preserve">9</m:t>
+            </m:r>
+          </m:den>
+        </m:f>
+      </m:oMath>
       <w:r>
         <w:rPr>
           <w:b w:val="0"/>
@@ -626,7 +1118,24 @@
         <w:rPr>
           <w:b w:val="0"/>
         </w:rPr>
-        <w:t xml:space="preserve"> sin calculadora, ¿0,999… es racional? (Sí: su decimal se repite. De hecho es igual a 1.)</w:t>
+        <w:t xml:space="preserve"> sin calculadora, ¿</w:t>
+      </w:r>
+      <m:oMath>
+        <m:r>
+          <m:t xml:space="preserve">0,999</m:t>
+        </m:r>
+        <m:r>
+          <m:rPr>
+            <m:nor/>
+          </m:rPr>
+          <m:t xml:space="preserve">…</m:t>
+        </m:r>
+      </m:oMath>
+      <w:r>
+        <w:rPr>
+          <w:b w:val="0"/>
+        </w:rPr>
+        <w:t xml:space="preserve"> es racional? (Sí: su decimal se repite. De hecho es igual a 1.)</w:t>
       </w:r>
     </w:p>
     <w:p>
@@ -675,12 +1184,23 @@
         </w:rPr>
         <w:t xml:space="preserve">Eso resuelve la duda más común del salón: </w:t>
       </w:r>
-      <w:r>
-        <w:rPr>
-          <w:b/>
-        </w:rPr>
-        <w:t>−8 es menor que −2</w:t>
-      </w:r>
+      <m:oMath>
+        <m:r>
+          <m:t xml:space="preserve">-</m:t>
+        </m:r>
+        <m:r>
+          <m:t xml:space="preserve">8</m:t>
+        </m:r>
+        <m:r>
+          <m:t xml:space="preserve">&lt;</m:t>
+        </m:r>
+        <m:r>
+          <m:t xml:space="preserve">-</m:t>
+        </m:r>
+        <m:r>
+          <m:t xml:space="preserve">2</m:t>
+        </m:r>
+      </m:oMath>
       <w:r>
         <w:rPr>
           <w:b w:val="0"/>
@@ -693,7 +1213,41 @@
         <w:rPr>
           <w:b w:val="0"/>
         </w:rPr>
-        <w:t>Para ubicar un irracional basta con su valor aproximado: √2 ≈ 1,41 va entre el 1 y el 2, un poco antes de la mitad.</w:t>
+        <w:t xml:space="preserve">Para ubicar un irracional basta con su valor aproximado: </w:t>
+      </w:r>
+      <m:oMath>
+        <m:rad>
+          <m:radPr>
+            <m:degHide m:val="1"/>
+          </m:radPr>
+          <m:deg/>
+          <m:e>
+            <m:r>
+              <m:t xml:space="preserve">2</m:t>
+            </m:r>
+          </m:e>
+        </m:rad>
+        <m:r>
+          <m:rPr>
+            <m:nor/>
+          </m:rPr>
+          <m:t xml:space="preserve">≈</m:t>
+        </m:r>
+        <m:r>
+          <m:rPr>
+            <m:nor/>
+          </m:rPr>
+          <m:t xml:space="preserve"> </m:t>
+        </m:r>
+        <m:r>
+          <m:t xml:space="preserve">1,41</m:t>
+        </m:r>
+      </m:oMath>
+      <w:r>
+        <w:rPr>
+          <w:b w:val="0"/>
+        </w:rPr>
+        <w:t xml:space="preserve"> va entre el 1 y el 2, un poco antes de la mitad.</w:t>
       </w:r>
     </w:p>
     <w:p>
@@ -701,7 +1255,61 @@
         <w:rPr>
           <w:b w:val="0"/>
         </w:rPr>
-        <w:t>Truco útil para encajar raíces entre enteros: como 25 &lt; 30 &lt; 36, entonces 5 &lt; √30 &lt; 6.</w:t>
+        <w:t xml:space="preserve">Truco útil para encajar raíces entre enteros: como </w:t>
+      </w:r>
+      <m:oMath>
+        <m:r>
+          <m:t xml:space="preserve">25</m:t>
+        </m:r>
+        <m:r>
+          <m:t xml:space="preserve">&lt;</m:t>
+        </m:r>
+        <m:r>
+          <m:t xml:space="preserve">30</m:t>
+        </m:r>
+        <m:r>
+          <m:t xml:space="preserve">&lt;</m:t>
+        </m:r>
+        <m:r>
+          <m:t xml:space="preserve">36</m:t>
+        </m:r>
+      </m:oMath>
+      <w:r>
+        <w:rPr>
+          <w:b w:val="0"/>
+        </w:rPr>
+        <w:t xml:space="preserve">, entonces </w:t>
+      </w:r>
+      <m:oMath>
+        <m:r>
+          <m:t xml:space="preserve">5</m:t>
+        </m:r>
+        <m:r>
+          <m:t xml:space="preserve">&lt;</m:t>
+        </m:r>
+        <m:rad>
+          <m:radPr>
+            <m:degHide m:val="1"/>
+          </m:radPr>
+          <m:deg/>
+          <m:e>
+            <m:r>
+              <m:t xml:space="preserve">30</m:t>
+            </m:r>
+          </m:e>
+        </m:rad>
+        <m:r>
+          <m:t xml:space="preserve">&lt;</m:t>
+        </m:r>
+        <m:r>
+          <m:t xml:space="preserve">6</m:t>
+        </m:r>
+      </m:oMath>
+      <w:r>
+        <w:rPr>
+          <w:b w:val="0"/>
+        </w:rPr>
+        <w:t>.</w:t>
       </w:r>
     </w:p>
     <w:p>
@@ -729,7 +1337,32 @@
         <w:rPr>
           <w:b w:val="0"/>
         </w:rPr>
-        <w:t xml:space="preserve"> Falso: √36 = 6, que es natural. Solo son irracionales las raíces que no dan exactas.</w:t>
+        <w:t xml:space="preserve"> Falso: </w:t>
+      </w:r>
+      <m:oMath>
+        <m:rad>
+          <m:radPr>
+            <m:degHide m:val="1"/>
+          </m:radPr>
+          <m:deg/>
+          <m:e>
+            <m:r>
+              <m:t xml:space="preserve">36</m:t>
+            </m:r>
+          </m:e>
+        </m:rad>
+        <m:r>
+          <m:t xml:space="preserve">=</m:t>
+        </m:r>
+        <m:r>
+          <m:t xml:space="preserve">6</m:t>
+        </m:r>
+      </m:oMath>
+      <w:r>
+        <w:rPr>
+          <w:b w:val="0"/>
+        </w:rPr>
+        <w:t>, que es natural. Solo son irracionales las raíces que no dan exactas.</w:t>
       </w:r>
     </w:p>
     <w:p>
@@ -753,32 +1386,94 @@
       <w:pPr>
         <w:pStyle w:val="ListBullet"/>
       </w:pPr>
+      <m:oMath>
+        <m:r>
+          <m:rPr>
+            <m:nor/>
+          </m:rPr>
+          <m:t xml:space="preserve">π</m:t>
+        </m:r>
+        <m:r>
+          <m:t xml:space="preserve">=</m:t>
+        </m:r>
+        <m:r>
+          <m:t xml:space="preserve">3,14</m:t>
+        </m:r>
+      </m:oMath>
+      <w:r>
+        <w:rPr>
+          <w:b w:val="0"/>
+        </w:rPr>
+        <w:t>.</w:t>
+      </w:r>
       <w:r>
         <w:rPr>
           <w:b/>
         </w:rPr>
-        <w:t>π = 3,14.</w:t>
-      </w:r>
+        <w:t xml:space="preserve"> No. 3,14 es una aproximación racional; </w:t>
+      </w:r>
+      <m:oMath>
+        <m:r>
+          <m:rPr>
+            <m:nor/>
+          </m:rPr>
+          <m:t xml:space="preserve">π</m:t>
+        </m:r>
+      </m:oMath>
       <w:r>
         <w:rPr>
           <w:b w:val="0"/>
         </w:rPr>
-        <w:t xml:space="preserve"> No. 3,14 es una aproximación racional; π es irracional y tiene infinitos decimales sin patrón.</w:t>
+        <w:t xml:space="preserve"> es irracional y tiene infinitos decimales sin patrón.</w:t>
       </w:r>
     </w:p>
     <w:p>
       <w:pPr>
         <w:pStyle w:val="ListBullet"/>
       </w:pPr>
+      <m:oMath>
+        <m:r>
+          <m:t xml:space="preserve">-</m:t>
+        </m:r>
+        <m:r>
+          <m:t xml:space="preserve">7</m:t>
+        </m:r>
+        <m:r>
+          <m:t xml:space="preserve">&gt;</m:t>
+        </m:r>
+        <m:r>
+          <m:t xml:space="preserve">-</m:t>
+        </m:r>
+        <m:r>
+          <m:t xml:space="preserve">3</m:t>
+        </m:r>
+      </m:oMath>
+      <w:r>
+        <w:rPr>
+          <w:b w:val="0"/>
+        </w:rPr>
+        <w:t xml:space="preserve"> porque </w:t>
+      </w:r>
+      <m:oMath>
+        <m:r>
+          <m:t xml:space="preserve">7</m:t>
+        </m:r>
+        <m:r>
+          <m:t xml:space="preserve">&gt;</m:t>
+        </m:r>
+        <m:r>
+          <m:t xml:space="preserve">3</m:t>
+        </m:r>
+      </m:oMath>
+      <w:r>
+        <w:rPr>
+          <w:b w:val="0"/>
+        </w:rPr>
+        <w:t>.</w:t>
+      </w:r>
       <w:r>
         <w:rPr>
           <w:b/>
-        </w:rPr>
-        <w:t>−7 &gt; −3 porque 7 &gt; 3.</w:t>
-      </w:r>
-      <w:r>
-        <w:rPr>
-          <w:b w:val="0"/>
         </w:rPr>
         <w:t xml:space="preserve"> No. Entre negativos, mientras más grande se ve el número, más pequeño es su valor.</w:t>
       </w:r>
@@ -828,7 +1523,74 @@
         <w:rPr>
           <w:b w:val="0"/>
         </w:rPr>
-        <w:t xml:space="preserve"> a la que pertenece: −6, 2/5, √81, 0,25.</w:t>
+        <w:t xml:space="preserve"> a la que pertenece: </w:t>
+      </w:r>
+      <m:oMath>
+        <m:r>
+          <m:t xml:space="preserve">-</m:t>
+        </m:r>
+        <m:r>
+          <m:t xml:space="preserve">6</m:t>
+        </m:r>
+      </m:oMath>
+      <w:r>
+        <w:rPr>
+          <w:b w:val="0"/>
+        </w:rPr>
+        <w:t xml:space="preserve">, </w:t>
+      </w:r>
+      <m:oMath>
+        <m:f>
+          <m:fPr>
+            <m:ctrlPr/>
+          </m:fPr>
+          <m:num>
+            <m:r>
+              <m:t xml:space="preserve">2</m:t>
+            </m:r>
+          </m:num>
+          <m:den>
+            <m:r>
+              <m:t xml:space="preserve">5</m:t>
+            </m:r>
+          </m:den>
+        </m:f>
+      </m:oMath>
+      <w:r>
+        <w:rPr>
+          <w:b w:val="0"/>
+        </w:rPr>
+        <w:t xml:space="preserve">, </w:t>
+      </w:r>
+      <m:oMath>
+        <m:rad>
+          <m:radPr>
+            <m:degHide m:val="1"/>
+          </m:radPr>
+          <m:deg/>
+          <m:e>
+            <m:r>
+              <m:t xml:space="preserve">81</m:t>
+            </m:r>
+          </m:e>
+        </m:rad>
+      </m:oMath>
+      <w:r>
+        <w:rPr>
+          <w:b w:val="0"/>
+        </w:rPr>
+        <w:t xml:space="preserve">, </w:t>
+      </w:r>
+      <m:oMath>
+        <m:r>
+          <m:t xml:space="preserve">0,25</m:t>
+        </m:r>
+      </m:oMath>
+      <w:r>
+        <w:rPr>
+          <w:b w:val="0"/>
+        </w:rPr>
+        <w:t>.</w:t>
       </w:r>
     </w:p>
     <w:p>
@@ -849,21 +1611,23 @@
         </w:rPr>
         <w:t xml:space="preserve">1. </w:t>
       </w:r>
+      <m:oMath>
+        <m:r>
+          <m:t xml:space="preserve">-</m:t>
+        </m:r>
+        <m:r>
+          <m:t xml:space="preserve">6</m:t>
+        </m:r>
+      </m:oMath>
       <w:r>
         <w:rPr>
           <w:b/>
         </w:rPr>
-        <w:t>−6</w:t>
+        <w:t xml:space="preserve">: tiene signo negativo, así que no es natural. Sí es entero. → </w:t>
       </w:r>
       <w:r>
         <w:rPr>
           <w:b w:val="0"/>
-        </w:rPr>
-        <w:t xml:space="preserve">: tiene signo negativo, así que no es natural. Sí es entero. → </w:t>
-      </w:r>
-      <w:r>
-        <w:rPr>
-          <w:b/>
         </w:rPr>
         <w:t>Entero.</w:t>
       </w:r>
@@ -878,17 +1642,63 @@
         </w:rPr>
         <w:t xml:space="preserve">2. </w:t>
       </w:r>
+      <m:oMath>
+        <m:f>
+          <m:fPr>
+            <m:ctrlPr/>
+          </m:fPr>
+          <m:num>
+            <m:r>
+              <m:t xml:space="preserve">2</m:t>
+            </m:r>
+          </m:num>
+          <m:den>
+            <m:r>
+              <m:t xml:space="preserve">5</m:t>
+            </m:r>
+          </m:den>
+        </m:f>
+      </m:oMath>
       <w:r>
         <w:rPr>
           <w:b/>
         </w:rPr>
-        <w:t>2/5</w:t>
-      </w:r>
+        <w:t xml:space="preserve">: es fracción de enteros y no da un entero </w:t>
+      </w:r>
+      <m:oMath>
+        <m:r>
+          <m:t xml:space="preserve">(</m:t>
+        </m:r>
+        <m:f>
+          <m:fPr>
+            <m:ctrlPr/>
+          </m:fPr>
+          <m:num>
+            <m:r>
+              <m:t xml:space="preserve">2</m:t>
+            </m:r>
+          </m:num>
+          <m:den>
+            <m:r>
+              <m:t xml:space="preserve">5</m:t>
+            </m:r>
+          </m:den>
+        </m:f>
+        <m:r>
+          <m:t xml:space="preserve">=</m:t>
+        </m:r>
+        <m:r>
+          <m:t xml:space="preserve">0,4</m:t>
+        </m:r>
+        <m:r>
+          <m:t xml:space="preserve">)</m:t>
+        </m:r>
+      </m:oMath>
       <w:r>
         <w:rPr>
           <w:b w:val="0"/>
         </w:rPr>
-        <w:t xml:space="preserve">: es fracción de enteros y no da un entero (2/5 = 0,4). → </w:t>
+        <w:t xml:space="preserve">. → </w:t>
       </w:r>
       <w:r>
         <w:rPr>
@@ -907,17 +1717,49 @@
         </w:rPr>
         <w:t xml:space="preserve">3. </w:t>
       </w:r>
+      <m:oMath>
+        <m:rad>
+          <m:radPr>
+            <m:degHide m:val="1"/>
+          </m:radPr>
+          <m:deg/>
+          <m:e>
+            <m:r>
+              <m:t xml:space="preserve">81</m:t>
+            </m:r>
+          </m:e>
+        </m:rad>
+      </m:oMath>
       <w:r>
         <w:rPr>
           <w:b/>
         </w:rPr>
-        <w:t>√81</w:t>
-      </w:r>
+        <w:t xml:space="preserve">: primero se calcula, porque el símbolo de raíz engaña. </w:t>
+      </w:r>
+      <m:oMath>
+        <m:rad>
+          <m:radPr>
+            <m:degHide m:val="1"/>
+          </m:radPr>
+          <m:deg/>
+          <m:e>
+            <m:r>
+              <m:t xml:space="preserve">81</m:t>
+            </m:r>
+          </m:e>
+        </m:rad>
+        <m:r>
+          <m:t xml:space="preserve">=</m:t>
+        </m:r>
+        <m:r>
+          <m:t xml:space="preserve">9</m:t>
+        </m:r>
+      </m:oMath>
       <w:r>
         <w:rPr>
           <w:b w:val="0"/>
         </w:rPr>
-        <w:t xml:space="preserve">: primero se calcula, porque el símbolo de raíz engaña. √81 = 9. → </w:t>
+        <w:t xml:space="preserve">. → </w:t>
       </w:r>
       <w:r>
         <w:rPr>
@@ -936,17 +1778,39 @@
         </w:rPr>
         <w:t xml:space="preserve">4. </w:t>
       </w:r>
+      <m:oMath>
+        <m:r>
+          <m:t xml:space="preserve">0,25</m:t>
+        </m:r>
+      </m:oMath>
       <w:r>
         <w:rPr>
           <w:b/>
         </w:rPr>
-        <w:t>0,25</w:t>
-      </w:r>
+        <w:t xml:space="preserve">: decimal finito, se puede escribir como </w:t>
+      </w:r>
+      <m:oMath>
+        <m:f>
+          <m:fPr>
+            <m:ctrlPr/>
+          </m:fPr>
+          <m:num>
+            <m:r>
+              <m:t xml:space="preserve">1</m:t>
+            </m:r>
+          </m:num>
+          <m:den>
+            <m:r>
+              <m:t xml:space="preserve">4</m:t>
+            </m:r>
+          </m:den>
+        </m:f>
+      </m:oMath>
       <w:r>
         <w:rPr>
           <w:b w:val="0"/>
         </w:rPr>
-        <w:t xml:space="preserve">: decimal finito, se puede escribir como 1/4. → </w:t>
+        <w:t xml:space="preserve">. → </w:t>
       </w:r>
       <w:r>
         <w:rPr>
@@ -966,7 +1830,74 @@
         <w:rPr>
           <w:b w:val="0"/>
         </w:rPr>
-        <w:t xml:space="preserve"> −6 entero, 2/5 racional, √81 natural, 0,25 racional. Los cuatro son reales.</w:t>
+        <w:t xml:space="preserve"> </w:t>
+      </w:r>
+      <m:oMath>
+        <m:r>
+          <m:t xml:space="preserve">-</m:t>
+        </m:r>
+        <m:r>
+          <m:t xml:space="preserve">6</m:t>
+        </m:r>
+      </m:oMath>
+      <w:r>
+        <w:rPr>
+          <w:b w:val="0"/>
+        </w:rPr>
+        <w:t xml:space="preserve"> entero, </w:t>
+      </w:r>
+      <m:oMath>
+        <m:f>
+          <m:fPr>
+            <m:ctrlPr/>
+          </m:fPr>
+          <m:num>
+            <m:r>
+              <m:t xml:space="preserve">2</m:t>
+            </m:r>
+          </m:num>
+          <m:den>
+            <m:r>
+              <m:t xml:space="preserve">5</m:t>
+            </m:r>
+          </m:den>
+        </m:f>
+      </m:oMath>
+      <w:r>
+        <w:rPr>
+          <w:b w:val="0"/>
+        </w:rPr>
+        <w:t xml:space="preserve"> racional, </w:t>
+      </w:r>
+      <m:oMath>
+        <m:rad>
+          <m:radPr>
+            <m:degHide m:val="1"/>
+          </m:radPr>
+          <m:deg/>
+          <m:e>
+            <m:r>
+              <m:t xml:space="preserve">81</m:t>
+            </m:r>
+          </m:e>
+        </m:rad>
+      </m:oMath>
+      <w:r>
+        <w:rPr>
+          <w:b w:val="0"/>
+        </w:rPr>
+        <w:t xml:space="preserve"> natural, </w:t>
+      </w:r>
+      <m:oMath>
+        <m:r>
+          <m:t xml:space="preserve">0,25</m:t>
+        </m:r>
+      </m:oMath>
+      <w:r>
+        <w:rPr>
+          <w:b w:val="0"/>
+        </w:rPr>
+        <w:t xml:space="preserve"> racional. Los cuatro son reales.</w:t>
       </w:r>
     </w:p>
     <w:p>
@@ -991,7 +1922,24 @@
         <w:rPr>
           <w:b w:val="0"/>
         </w:rPr>
-        <w:t xml:space="preserve"> ¿0,8333… es racional o irracional? Si es racional, escríbelo como fracción.</w:t>
+        <w:t xml:space="preserve"> ¿</w:t>
+      </w:r>
+      <m:oMath>
+        <m:r>
+          <m:t xml:space="preserve">0,8333</m:t>
+        </m:r>
+        <m:r>
+          <m:rPr>
+            <m:nor/>
+          </m:rPr>
+          <m:t xml:space="preserve">…</m:t>
+        </m:r>
+      </m:oMath>
+      <w:r>
+        <w:rPr>
+          <w:b w:val="0"/>
+        </w:rPr>
+        <w:t xml:space="preserve"> es racional o irracional? Si es racional, escríbelo como fracción.</w:t>
       </w:r>
     </w:p>
     <w:p>
@@ -1033,8 +1981,25 @@
         <w:rPr>
           <w:b w:val="0"/>
         </w:rPr>
-        <w:t>2. Llamamos x = 0,8333…</w:t>
-      </w:r>
+        <w:t xml:space="preserve">2. Llamamos </w:t>
+      </w:r>
+      <m:oMath>
+        <m:r>
+          <m:t xml:space="preserve">x</m:t>
+        </m:r>
+        <m:r>
+          <m:t xml:space="preserve">=</m:t>
+        </m:r>
+        <m:r>
+          <m:t xml:space="preserve">0,8333</m:t>
+        </m:r>
+        <m:r>
+          <m:rPr>
+            <m:nor/>
+          </m:rPr>
+          <m:t xml:space="preserve">…</m:t>
+        </m:r>
+      </m:oMath>
     </w:p>
     <w:p>
       <w:pPr>
@@ -1044,8 +2009,28 @@
         <w:rPr>
           <w:b w:val="0"/>
         </w:rPr>
-        <w:t>3. Multiplicamos por 10 para dejar el bloque que se repite justo después de la coma: 10x = 8,333…</w:t>
-      </w:r>
+        <w:t xml:space="preserve">3. Multiplicamos por 10 para dejar el bloque que se repite justo después de la coma: </w:t>
+      </w:r>
+      <m:oMath>
+        <m:r>
+          <m:t xml:space="preserve">10</m:t>
+        </m:r>
+        <m:r>
+          <m:t xml:space="preserve">x</m:t>
+        </m:r>
+        <m:r>
+          <m:t xml:space="preserve">=</m:t>
+        </m:r>
+        <m:r>
+          <m:t xml:space="preserve">8,333</m:t>
+        </m:r>
+        <m:r>
+          <m:rPr>
+            <m:nor/>
+          </m:rPr>
+          <m:t xml:space="preserve">…</m:t>
+        </m:r>
+      </m:oMath>
     </w:p>
     <w:p>
       <w:pPr>
@@ -1055,8 +2040,28 @@
         <w:rPr>
           <w:b w:val="0"/>
         </w:rPr>
-        <w:t>4. Multiplicamos por 100: 100x = 83,333…</w:t>
-      </w:r>
+        <w:t xml:space="preserve">4. Multiplicamos por 100: </w:t>
+      </w:r>
+      <m:oMath>
+        <m:r>
+          <m:t xml:space="preserve">100</m:t>
+        </m:r>
+        <m:r>
+          <m:t xml:space="preserve">x</m:t>
+        </m:r>
+        <m:r>
+          <m:t xml:space="preserve">=</m:t>
+        </m:r>
+        <m:r>
+          <m:t xml:space="preserve">83,333</m:t>
+        </m:r>
+        <m:r>
+          <m:rPr>
+            <m:nor/>
+          </m:rPr>
+          <m:t xml:space="preserve">…</m:t>
+        </m:r>
+      </m:oMath>
     </w:p>
     <w:p>
       <w:pPr>
@@ -1066,7 +2071,80 @@
         <w:rPr>
           <w:b w:val="0"/>
         </w:rPr>
-        <w:t>5. Restamos, y así desaparece la parte infinita: 100x − 10x = 83,333… − 8,333… = 75, o sea 90x = 75.</w:t>
+        <w:t xml:space="preserve">5. Restamos, y así desaparece la parte infinita: </w:t>
+      </w:r>
+      <m:oMath>
+        <m:r>
+          <m:t xml:space="preserve">100</m:t>
+        </m:r>
+        <m:r>
+          <m:t xml:space="preserve">x</m:t>
+        </m:r>
+        <m:r>
+          <m:t xml:space="preserve">-</m:t>
+        </m:r>
+        <m:r>
+          <m:t xml:space="preserve">10</m:t>
+        </m:r>
+        <m:r>
+          <m:t xml:space="preserve">x</m:t>
+        </m:r>
+        <m:r>
+          <m:t xml:space="preserve">=</m:t>
+        </m:r>
+        <m:r>
+          <m:t xml:space="preserve">83,333</m:t>
+        </m:r>
+        <m:r>
+          <m:rPr>
+            <m:nor/>
+          </m:rPr>
+          <m:t xml:space="preserve">…</m:t>
+        </m:r>
+        <m:r>
+          <m:t xml:space="preserve">-</m:t>
+        </m:r>
+        <m:r>
+          <m:t xml:space="preserve">8,333</m:t>
+        </m:r>
+        <m:r>
+          <m:rPr>
+            <m:nor/>
+          </m:rPr>
+          <m:t xml:space="preserve">…</m:t>
+        </m:r>
+        <m:r>
+          <m:t xml:space="preserve">=</m:t>
+        </m:r>
+        <m:r>
+          <m:t xml:space="preserve">75</m:t>
+        </m:r>
+      </m:oMath>
+      <w:r>
+        <w:rPr>
+          <w:b w:val="0"/>
+        </w:rPr>
+        <w:t xml:space="preserve">, o sea </w:t>
+      </w:r>
+      <m:oMath>
+        <m:r>
+          <m:t xml:space="preserve">90</m:t>
+        </m:r>
+        <m:r>
+          <m:t xml:space="preserve">x</m:t>
+        </m:r>
+        <m:r>
+          <m:t xml:space="preserve">=</m:t>
+        </m:r>
+        <m:r>
+          <m:t xml:space="preserve">75</m:t>
+        </m:r>
+      </m:oMath>
+      <w:r>
+        <w:rPr>
+          <w:b w:val="0"/>
+        </w:rPr>
+        <w:t>.</w:t>
       </w:r>
     </w:p>
     <w:p>
@@ -1077,7 +2155,54 @@
         <w:rPr>
           <w:b w:val="0"/>
         </w:rPr>
-        <w:t>6. Despejamos: x = 75/90 = 5/6.</w:t>
+        <w:t xml:space="preserve">6. Despejamos: </w:t>
+      </w:r>
+      <m:oMath>
+        <m:r>
+          <m:t xml:space="preserve">x</m:t>
+        </m:r>
+        <m:r>
+          <m:t xml:space="preserve">=</m:t>
+        </m:r>
+        <m:f>
+          <m:fPr>
+            <m:ctrlPr/>
+          </m:fPr>
+          <m:num>
+            <m:r>
+              <m:t xml:space="preserve">75</m:t>
+            </m:r>
+          </m:num>
+          <m:den>
+            <m:r>
+              <m:t xml:space="preserve">90</m:t>
+            </m:r>
+          </m:den>
+        </m:f>
+        <m:r>
+          <m:t xml:space="preserve">=</m:t>
+        </m:r>
+        <m:f>
+          <m:fPr>
+            <m:ctrlPr/>
+          </m:fPr>
+          <m:num>
+            <m:r>
+              <m:t xml:space="preserve">5</m:t>
+            </m:r>
+          </m:num>
+          <m:den>
+            <m:r>
+              <m:t xml:space="preserve">6</m:t>
+            </m:r>
+          </m:den>
+        </m:f>
+      </m:oMath>
+      <w:r>
+        <w:rPr>
+          <w:b w:val="0"/>
+        </w:rPr>
+        <w:t>.</w:t>
       </w:r>
     </w:p>
     <w:p>
@@ -1088,7 +2213,45 @@
         <w:rPr>
           <w:b w:val="0"/>
         </w:rPr>
-        <w:t>7. Comprobamos dividiendo: 5 ÷ 6 = 0,8333… ✔</w:t>
+        <w:t xml:space="preserve">7. Comprobamos dividiendo: </w:t>
+      </w:r>
+      <m:oMath>
+        <m:r>
+          <m:t xml:space="preserve">5</m:t>
+        </m:r>
+        <m:r>
+          <m:rPr>
+            <m:nor/>
+          </m:rPr>
+          <m:t xml:space="preserve">÷</m:t>
+        </m:r>
+        <m:r>
+          <m:rPr>
+            <m:nor/>
+          </m:rPr>
+          <m:t xml:space="preserve"> </m:t>
+        </m:r>
+        <m:r>
+          <m:t xml:space="preserve">6</m:t>
+        </m:r>
+        <m:r>
+          <m:t xml:space="preserve">=</m:t>
+        </m:r>
+        <m:r>
+          <m:t xml:space="preserve">0,8333</m:t>
+        </m:r>
+        <m:r>
+          <m:rPr>
+            <m:nor/>
+          </m:rPr>
+          <m:t xml:space="preserve">…</m:t>
+        </m:r>
+      </m:oMath>
+      <w:r>
+        <w:rPr>
+          <w:b w:val="0"/>
+        </w:rPr>
+        <w:t xml:space="preserve"> ✔</w:t>
       </w:r>
     </w:p>
     <w:p>
@@ -1116,12 +2279,23 @@
         </w:rPr>
         <w:t xml:space="preserve"> y equivale a </w:t>
       </w:r>
-      <w:r>
-        <w:rPr>
-          <w:b/>
-        </w:rPr>
-        <w:t>5/6</w:t>
-      </w:r>
+      <m:oMath>
+        <m:f>
+          <m:fPr>
+            <m:ctrlPr/>
+          </m:fPr>
+          <m:num>
+            <m:r>
+              <m:t xml:space="preserve">5</m:t>
+            </m:r>
+          </m:num>
+          <m:den>
+            <m:r>
+              <m:t xml:space="preserve">6</m:t>
+            </m:r>
+          </m:den>
+        </m:f>
+      </m:oMath>
       <w:r>
         <w:rPr>
           <w:b w:val="0"/>
@@ -1182,7 +2356,26 @@
         <w:rPr>
           <w:b w:val="0"/>
         </w:rPr>
-        <w:t>1. En un cuadrado, área = lado × lado. Entonces el lado es el número que multiplicado por sí mismo da 12, es decir √12.</w:t>
+        <w:t xml:space="preserve">1. En un cuadrado, área = lado × lado. Entonces el lado es el número que multiplicado por sí mismo da 12, es decir </w:t>
+      </w:r>
+      <m:oMath>
+        <m:rad>
+          <m:radPr>
+            <m:degHide m:val="1"/>
+          </m:radPr>
+          <m:deg/>
+          <m:e>
+            <m:r>
+              <m:t xml:space="preserve">12</m:t>
+            </m:r>
+          </m:e>
+        </m:rad>
+      </m:oMath>
+      <w:r>
+        <w:rPr>
+          <w:b w:val="0"/>
+        </w:rPr>
+        <w:t>.</w:t>
       </w:r>
     </w:p>
     <w:p>
@@ -1193,17 +2386,94 @@
         <w:rPr>
           <w:b w:val="0"/>
         </w:rPr>
-        <w:t xml:space="preserve">2. ¿Da exacto? 3 × 3 = 9 y 4 × 4 = 16. Ningún entero da 12, y tampoco existe una fracción exacta: </w:t>
+        <w:t xml:space="preserve">2. ¿Da exacto? </w:t>
+      </w:r>
+      <m:oMath>
+        <m:r>
+          <m:t xml:space="preserve">3</m:t>
+        </m:r>
+        <m:r>
+          <m:rPr>
+            <m:nor/>
+          </m:rPr>
+          <m:t xml:space="preserve">×</m:t>
+        </m:r>
+        <m:r>
+          <m:rPr>
+            <m:nor/>
+          </m:rPr>
+          <m:t xml:space="preserve"> </m:t>
+        </m:r>
+        <m:r>
+          <m:t xml:space="preserve">3</m:t>
+        </m:r>
+        <m:r>
+          <m:t xml:space="preserve">=</m:t>
+        </m:r>
+        <m:r>
+          <m:t xml:space="preserve">9</m:t>
+        </m:r>
+      </m:oMath>
+      <w:r>
+        <w:rPr>
+          <w:b w:val="0"/>
+        </w:rPr>
+        <w:t xml:space="preserve"> y </w:t>
+      </w:r>
+      <m:oMath>
+        <m:r>
+          <m:t xml:space="preserve">4</m:t>
+        </m:r>
+        <m:r>
+          <m:rPr>
+            <m:nor/>
+          </m:rPr>
+          <m:t xml:space="preserve">×</m:t>
+        </m:r>
+        <m:r>
+          <m:rPr>
+            <m:nor/>
+          </m:rPr>
+          <m:t xml:space="preserve"> </m:t>
+        </m:r>
+        <m:r>
+          <m:t xml:space="preserve">4</m:t>
+        </m:r>
+        <m:r>
+          <m:t xml:space="preserve">=</m:t>
+        </m:r>
+        <m:r>
+          <m:t xml:space="preserve">16</m:t>
+        </m:r>
+      </m:oMath>
+      <w:r>
+        <w:rPr>
+          <w:b w:val="0"/>
+        </w:rPr>
+        <w:t xml:space="preserve">. Ningún entero da 12, y tampoco existe una fracción exacta: </w:t>
+      </w:r>
+      <m:oMath>
+        <m:rad>
+          <m:radPr>
+            <m:degHide m:val="1"/>
+          </m:radPr>
+          <m:deg/>
+          <m:e>
+            <m:r>
+              <m:t xml:space="preserve">12</m:t>
+            </m:r>
+          </m:e>
+        </m:rad>
+      </m:oMath>
+      <w:r>
+        <w:rPr>
+          <w:b w:val="0"/>
+        </w:rPr>
+        <w:t xml:space="preserve"> es irracional</w:t>
       </w:r>
       <w:r>
         <w:rPr>
           <w:b/>
-        </w:rPr>
-        <w:t>√12 es irracional</w:t>
-      </w:r>
-      <w:r>
-        <w:rPr>
-          <w:b w:val="0"/>
         </w:rPr>
         <w:t>.</w:t>
       </w:r>
@@ -1216,14 +2486,56 @@
         <w:rPr>
           <w:b w:val="0"/>
         </w:rPr>
-        <w:t xml:space="preserve">3. Como 9 &lt; 12 &lt; 16, entonces </w:t>
-      </w:r>
-      <w:r>
-        <w:rPr>
-          <w:b/>
-        </w:rPr>
-        <w:t>3 &lt; √12 &lt; 4</w:t>
-      </w:r>
+        <w:t xml:space="preserve">3. Como </w:t>
+      </w:r>
+      <m:oMath>
+        <m:r>
+          <m:t xml:space="preserve">9</m:t>
+        </m:r>
+        <m:r>
+          <m:t xml:space="preserve">&lt;</m:t>
+        </m:r>
+        <m:r>
+          <m:t xml:space="preserve">12</m:t>
+        </m:r>
+        <m:r>
+          <m:t xml:space="preserve">&lt;</m:t>
+        </m:r>
+        <m:r>
+          <m:t xml:space="preserve">16</m:t>
+        </m:r>
+      </m:oMath>
+      <w:r>
+        <w:rPr>
+          <w:b w:val="0"/>
+        </w:rPr>
+        <w:t xml:space="preserve">, entonces </w:t>
+      </w:r>
+      <m:oMath>
+        <m:r>
+          <m:t xml:space="preserve">3</m:t>
+        </m:r>
+        <m:r>
+          <m:t xml:space="preserve">&lt;</m:t>
+        </m:r>
+        <m:rad>
+          <m:radPr>
+            <m:degHide m:val="1"/>
+          </m:radPr>
+          <m:deg/>
+          <m:e>
+            <m:r>
+              <m:t xml:space="preserve">12</m:t>
+            </m:r>
+          </m:e>
+        </m:rad>
+        <m:r>
+          <m:t xml:space="preserve">&lt;</m:t>
+        </m:r>
+        <m:r>
+          <m:t xml:space="preserve">4</m:t>
+        </m:r>
+      </m:oMath>
       <w:r>
         <w:rPr>
           <w:b w:val="0"/>
@@ -1239,7 +2551,73 @@
         <w:rPr>
           <w:b w:val="0"/>
         </w:rPr>
-        <w:t>4. Con calculadora: √12 ≈ 3,464 m. El borde completo mide 4 × 3,464 = 13,856 m.</w:t>
+        <w:t xml:space="preserve">4. Con calculadora: </w:t>
+      </w:r>
+      <m:oMath>
+        <m:rad>
+          <m:radPr>
+            <m:degHide m:val="1"/>
+          </m:radPr>
+          <m:deg/>
+          <m:e>
+            <m:r>
+              <m:t xml:space="preserve">12</m:t>
+            </m:r>
+          </m:e>
+        </m:rad>
+        <m:r>
+          <m:rPr>
+            <m:nor/>
+          </m:rPr>
+          <m:t xml:space="preserve">≈</m:t>
+        </m:r>
+        <m:r>
+          <m:rPr>
+            <m:nor/>
+          </m:rPr>
+          <m:t xml:space="preserve"> </m:t>
+        </m:r>
+        <m:r>
+          <m:t xml:space="preserve">3,464</m:t>
+        </m:r>
+      </m:oMath>
+      <w:r>
+        <w:rPr>
+          <w:b w:val="0"/>
+        </w:rPr>
+        <w:t xml:space="preserve"> m. El borde completo mide </w:t>
+      </w:r>
+      <m:oMath>
+        <m:r>
+          <m:t xml:space="preserve">4</m:t>
+        </m:r>
+        <m:r>
+          <m:rPr>
+            <m:nor/>
+          </m:rPr>
+          <m:t xml:space="preserve">×</m:t>
+        </m:r>
+        <m:r>
+          <m:rPr>
+            <m:nor/>
+          </m:rPr>
+          <m:t xml:space="preserve"> </m:t>
+        </m:r>
+        <m:r>
+          <m:t xml:space="preserve">3,464</m:t>
+        </m:r>
+        <m:r>
+          <m:t xml:space="preserve">=</m:t>
+        </m:r>
+        <m:r>
+          <m:t xml:space="preserve">13,856</m:t>
+        </m:r>
+      </m:oMath>
+      <w:r>
+        <w:rPr>
+          <w:b w:val="0"/>
+        </w:rPr>
+        <w:t xml:space="preserve"> m.</w:t>
       </w:r>
     </w:p>
     <w:p>
@@ -1327,7 +2705,118 @@
         <w:rPr>
           <w:b w:val="0"/>
         </w:rPr>
-        <w:t>1. Clasifica cada número en la familia más pequeña a la que pertenece: 7; −3; 0,5; √36; √5; −8/3; 0.</w:t>
+        <w:t xml:space="preserve">1. Clasifica cada número en la familia más pequeña a la que pertenece: </w:t>
+      </w:r>
+      <m:oMath>
+        <m:r>
+          <m:t xml:space="preserve">7</m:t>
+        </m:r>
+      </m:oMath>
+      <w:r>
+        <w:rPr>
+          <w:b w:val="0"/>
+        </w:rPr>
+        <w:t xml:space="preserve">; </w:t>
+      </w:r>
+      <m:oMath>
+        <m:r>
+          <m:t xml:space="preserve">-</m:t>
+        </m:r>
+        <m:r>
+          <m:t xml:space="preserve">3</m:t>
+        </m:r>
+      </m:oMath>
+      <w:r>
+        <w:rPr>
+          <w:b w:val="0"/>
+        </w:rPr>
+        <w:t xml:space="preserve">; </w:t>
+      </w:r>
+      <m:oMath>
+        <m:r>
+          <m:t xml:space="preserve">0,5</m:t>
+        </m:r>
+      </m:oMath>
+      <w:r>
+        <w:rPr>
+          <w:b w:val="0"/>
+        </w:rPr>
+        <w:t xml:space="preserve">; </w:t>
+      </w:r>
+      <m:oMath>
+        <m:rad>
+          <m:radPr>
+            <m:degHide m:val="1"/>
+          </m:radPr>
+          <m:deg/>
+          <m:e>
+            <m:r>
+              <m:t xml:space="preserve">36</m:t>
+            </m:r>
+          </m:e>
+        </m:rad>
+      </m:oMath>
+      <w:r>
+        <w:rPr>
+          <w:b w:val="0"/>
+        </w:rPr>
+        <w:t xml:space="preserve">; </w:t>
+      </w:r>
+      <m:oMath>
+        <m:rad>
+          <m:radPr>
+            <m:degHide m:val="1"/>
+          </m:radPr>
+          <m:deg/>
+          <m:e>
+            <m:r>
+              <m:t xml:space="preserve">5</m:t>
+            </m:r>
+          </m:e>
+        </m:rad>
+      </m:oMath>
+      <w:r>
+        <w:rPr>
+          <w:b w:val="0"/>
+        </w:rPr>
+        <w:t xml:space="preserve">; </w:t>
+      </w:r>
+      <m:oMath>
+        <m:r>
+          <m:t xml:space="preserve">-</m:t>
+        </m:r>
+        <m:f>
+          <m:fPr>
+            <m:ctrlPr/>
+          </m:fPr>
+          <m:num>
+            <m:r>
+              <m:t xml:space="preserve">8</m:t>
+            </m:r>
+          </m:num>
+          <m:den>
+            <m:r>
+              <m:t xml:space="preserve">3</m:t>
+            </m:r>
+          </m:den>
+        </m:f>
+      </m:oMath>
+      <w:r>
+        <w:rPr>
+          <w:b w:val="0"/>
+        </w:rPr>
+        <w:t xml:space="preserve">; </w:t>
+      </w:r>
+      <m:oMath>
+        <m:r>
+          <m:t xml:space="preserve">0</m:t>
+        </m:r>
+      </m:oMath>
+      <w:r>
+        <w:rPr>
+          <w:b w:val="0"/>
+        </w:rPr>
+        <w:t>.</w:t>
       </w:r>
     </w:p>
     <w:p>
@@ -1378,7 +2867,21 @@
         <w:rPr>
           <w:b w:val="0"/>
         </w:rPr>
-        <w:t>b) −4 es natural.</w:t>
+        <w:t xml:space="preserve">b) </w:t>
+      </w:r>
+      <m:oMath>
+        <m:r>
+          <m:t xml:space="preserve">-</m:t>
+        </m:r>
+        <m:r>
+          <m:t xml:space="preserve">4</m:t>
+        </m:r>
+      </m:oMath>
+      <w:r>
+        <w:rPr>
+          <w:b w:val="0"/>
+        </w:rPr>
+        <w:t xml:space="preserve"> es natural.</w:t>
       </w:r>
     </w:p>
     <w:p>
@@ -1386,7 +2889,21 @@
         <w:rPr>
           <w:b w:val="0"/>
         </w:rPr>
-        <w:t>c) π es racional.</w:t>
+        <w:t xml:space="preserve">c) </w:t>
+      </w:r>
+      <m:oMath>
+        <m:r>
+          <m:rPr>
+            <m:nor/>
+          </m:rPr>
+          <m:t xml:space="preserve">π</m:t>
+        </m:r>
+      </m:oMath>
+      <w:r>
+        <w:rPr>
+          <w:b w:val="0"/>
+        </w:rPr>
+        <w:t xml:space="preserve"> es racional.</w:t>
       </w:r>
     </w:p>
     <w:p>
@@ -1402,7 +2919,26 @@
         <w:rPr>
           <w:b w:val="0"/>
         </w:rPr>
-        <w:t>e) √49 es irracional.</w:t>
+        <w:t xml:space="preserve">e) </w:t>
+      </w:r>
+      <m:oMath>
+        <m:rad>
+          <m:radPr>
+            <m:degHide m:val="1"/>
+          </m:radPr>
+          <m:deg/>
+          <m:e>
+            <m:r>
+              <m:t xml:space="preserve">49</m:t>
+            </m:r>
+          </m:e>
+        </m:rad>
+      </m:oMath>
+      <w:r>
+        <w:rPr>
+          <w:b w:val="0"/>
+        </w:rPr>
+        <w:t xml:space="preserve"> es irracional.</w:t>
       </w:r>
     </w:p>
     <w:p>
@@ -1435,8 +2971,81 @@
         <w:rPr>
           <w:b w:val="0"/>
         </w:rPr>
-        <w:t>5. Decide si cada decimal representa un racional o un irracional: a) 0,5 b) 0,3333… c) 1,010010001… d) 2,171717… e) 1,4142135…</w:t>
-      </w:r>
+        <w:t xml:space="preserve">5. Decide si cada decimal representa un racional o un irracional: a) </w:t>
+      </w:r>
+      <m:oMath>
+        <m:r>
+          <m:t xml:space="preserve">0,5</m:t>
+        </m:r>
+      </m:oMath>
+      <w:r>
+        <w:rPr>
+          <w:b w:val="0"/>
+        </w:rPr>
+        <w:t xml:space="preserve"> b) </w:t>
+      </w:r>
+      <m:oMath>
+        <m:r>
+          <m:t xml:space="preserve">0,3333</m:t>
+        </m:r>
+        <m:r>
+          <m:rPr>
+            <m:nor/>
+          </m:rPr>
+          <m:t xml:space="preserve">…</m:t>
+        </m:r>
+      </m:oMath>
+      <w:r>
+        <w:rPr>
+          <w:b w:val="0"/>
+        </w:rPr>
+        <w:t xml:space="preserve"> c) </w:t>
+      </w:r>
+      <m:oMath>
+        <m:r>
+          <m:t xml:space="preserve">1,010010001</m:t>
+        </m:r>
+        <m:r>
+          <m:rPr>
+            <m:nor/>
+          </m:rPr>
+          <m:t xml:space="preserve">…</m:t>
+        </m:r>
+      </m:oMath>
+      <w:r>
+        <w:rPr>
+          <w:b w:val="0"/>
+        </w:rPr>
+        <w:t xml:space="preserve"> d) </w:t>
+      </w:r>
+      <m:oMath>
+        <m:r>
+          <m:t xml:space="preserve">2,171717</m:t>
+        </m:r>
+        <m:r>
+          <m:rPr>
+            <m:nor/>
+          </m:rPr>
+          <m:t xml:space="preserve">…</m:t>
+        </m:r>
+      </m:oMath>
+      <w:r>
+        <w:rPr>
+          <w:b w:val="0"/>
+        </w:rPr>
+        <w:t xml:space="preserve"> e) </w:t>
+      </w:r>
+      <m:oMath>
+        <m:r>
+          <m:t xml:space="preserve">1,4142135</m:t>
+        </m:r>
+        <m:r>
+          <m:rPr>
+            <m:nor/>
+          </m:rPr>
+          <m:t xml:space="preserve">…</m:t>
+        </m:r>
+      </m:oMath>
     </w:p>
     <w:p>
       <w:r>
@@ -1454,8 +3063,52 @@
         <w:rPr>
           <w:b w:val="0"/>
         </w:rPr>
-        <w:t>6. Escribe como fracción: a) 0,4 b) 0,125 c) 0,777… d) 1,2</w:t>
-      </w:r>
+        <w:t xml:space="preserve">6. Escribe como fracción: a) </w:t>
+      </w:r>
+      <m:oMath>
+        <m:r>
+          <m:t xml:space="preserve">0,4</m:t>
+        </m:r>
+      </m:oMath>
+      <w:r>
+        <w:rPr>
+          <w:b w:val="0"/>
+        </w:rPr>
+        <w:t xml:space="preserve"> b) </w:t>
+      </w:r>
+      <m:oMath>
+        <m:r>
+          <m:t xml:space="preserve">0,125</m:t>
+        </m:r>
+      </m:oMath>
+      <w:r>
+        <w:rPr>
+          <w:b w:val="0"/>
+        </w:rPr>
+        <w:t xml:space="preserve"> c) </w:t>
+      </w:r>
+      <m:oMath>
+        <m:r>
+          <m:t xml:space="preserve">0,777</m:t>
+        </m:r>
+        <m:r>
+          <m:rPr>
+            <m:nor/>
+          </m:rPr>
+          <m:t xml:space="preserve">…</m:t>
+        </m:r>
+      </m:oMath>
+      <w:r>
+        <w:rPr>
+          <w:b w:val="0"/>
+        </w:rPr>
+        <w:t xml:space="preserve"> d) </w:t>
+      </w:r>
+      <m:oMath>
+        <m:r>
+          <m:t xml:space="preserve">1,2</m:t>
+        </m:r>
+      </m:oMath>
     </w:p>
     <w:p>
       <w:pPr>
@@ -1465,7 +3118,114 @@
         <w:rPr>
           <w:b w:val="0"/>
         </w:rPr>
-        <w:t>7. Ordena de menor a mayor: −3/2; 0,75; −2; √9; 1/3; π.</w:t>
+        <w:t xml:space="preserve">7. Ordena de menor a mayor: </w:t>
+      </w:r>
+      <m:oMath>
+        <m:r>
+          <m:t xml:space="preserve">-</m:t>
+        </m:r>
+        <m:f>
+          <m:fPr>
+            <m:ctrlPr/>
+          </m:fPr>
+          <m:num>
+            <m:r>
+              <m:t xml:space="preserve">3</m:t>
+            </m:r>
+          </m:num>
+          <m:den>
+            <m:r>
+              <m:t xml:space="preserve">2</m:t>
+            </m:r>
+          </m:den>
+        </m:f>
+      </m:oMath>
+      <w:r>
+        <w:rPr>
+          <w:b w:val="0"/>
+        </w:rPr>
+        <w:t xml:space="preserve">; </w:t>
+      </w:r>
+      <m:oMath>
+        <m:r>
+          <m:t xml:space="preserve">0,75</m:t>
+        </m:r>
+      </m:oMath>
+      <w:r>
+        <w:rPr>
+          <w:b w:val="0"/>
+        </w:rPr>
+        <w:t xml:space="preserve">; </w:t>
+      </w:r>
+      <m:oMath>
+        <m:r>
+          <m:t xml:space="preserve">-</m:t>
+        </m:r>
+        <m:r>
+          <m:t xml:space="preserve">2</m:t>
+        </m:r>
+      </m:oMath>
+      <w:r>
+        <w:rPr>
+          <w:b w:val="0"/>
+        </w:rPr>
+        <w:t xml:space="preserve">; </w:t>
+      </w:r>
+      <m:oMath>
+        <m:rad>
+          <m:radPr>
+            <m:degHide m:val="1"/>
+          </m:radPr>
+          <m:deg/>
+          <m:e>
+            <m:r>
+              <m:t xml:space="preserve">9</m:t>
+            </m:r>
+          </m:e>
+        </m:rad>
+      </m:oMath>
+      <w:r>
+        <w:rPr>
+          <w:b w:val="0"/>
+        </w:rPr>
+        <w:t xml:space="preserve">; </w:t>
+      </w:r>
+      <m:oMath>
+        <m:f>
+          <m:fPr>
+            <m:ctrlPr/>
+          </m:fPr>
+          <m:num>
+            <m:r>
+              <m:t xml:space="preserve">1</m:t>
+            </m:r>
+          </m:num>
+          <m:den>
+            <m:r>
+              <m:t xml:space="preserve">3</m:t>
+            </m:r>
+          </m:den>
+        </m:f>
+      </m:oMath>
+      <w:r>
+        <w:rPr>
+          <w:b w:val="0"/>
+        </w:rPr>
+        <w:t xml:space="preserve">; </w:t>
+      </w:r>
+      <m:oMath>
+        <m:r>
+          <m:rPr>
+            <m:nor/>
+          </m:rPr>
+          <m:t xml:space="preserve">π</m:t>
+        </m:r>
+      </m:oMath>
+      <w:r>
+        <w:rPr>
+          <w:b w:val="0"/>
+        </w:rPr>
+        <w:t>.</w:t>
       </w:r>
     </w:p>
     <w:p>
@@ -1476,7 +3236,100 @@
         <w:rPr>
           <w:b w:val="0"/>
         </w:rPr>
-        <w:t>8. Ubica aproximadamente en una recta numérica: −2,5; 3/4; √2; −1/3; 3.</w:t>
+        <w:t xml:space="preserve">8. Ubica aproximadamente en una recta numérica: </w:t>
+      </w:r>
+      <m:oMath>
+        <m:r>
+          <m:t xml:space="preserve">-</m:t>
+        </m:r>
+        <m:r>
+          <m:t xml:space="preserve">2,5</m:t>
+        </m:r>
+      </m:oMath>
+      <w:r>
+        <w:rPr>
+          <w:b w:val="0"/>
+        </w:rPr>
+        <w:t xml:space="preserve">; </w:t>
+      </w:r>
+      <m:oMath>
+        <m:f>
+          <m:fPr>
+            <m:ctrlPr/>
+          </m:fPr>
+          <m:num>
+            <m:r>
+              <m:t xml:space="preserve">3</m:t>
+            </m:r>
+          </m:num>
+          <m:den>
+            <m:r>
+              <m:t xml:space="preserve">4</m:t>
+            </m:r>
+          </m:den>
+        </m:f>
+      </m:oMath>
+      <w:r>
+        <w:rPr>
+          <w:b w:val="0"/>
+        </w:rPr>
+        <w:t xml:space="preserve">; </w:t>
+      </w:r>
+      <m:oMath>
+        <m:rad>
+          <m:radPr>
+            <m:degHide m:val="1"/>
+          </m:radPr>
+          <m:deg/>
+          <m:e>
+            <m:r>
+              <m:t xml:space="preserve">2</m:t>
+            </m:r>
+          </m:e>
+        </m:rad>
+      </m:oMath>
+      <w:r>
+        <w:rPr>
+          <w:b w:val="0"/>
+        </w:rPr>
+        <w:t xml:space="preserve">; </w:t>
+      </w:r>
+      <m:oMath>
+        <m:r>
+          <m:t xml:space="preserve">-</m:t>
+        </m:r>
+        <m:f>
+          <m:fPr>
+            <m:ctrlPr/>
+          </m:fPr>
+          <m:num>
+            <m:r>
+              <m:t xml:space="preserve">1</m:t>
+            </m:r>
+          </m:num>
+          <m:den>
+            <m:r>
+              <m:t xml:space="preserve">3</m:t>
+            </m:r>
+          </m:den>
+        </m:f>
+      </m:oMath>
+      <w:r>
+        <w:rPr>
+          <w:b w:val="0"/>
+        </w:rPr>
+        <w:t xml:space="preserve">; </w:t>
+      </w:r>
+      <m:oMath>
+        <m:r>
+          <m:t xml:space="preserve">3</m:t>
+        </m:r>
+      </m:oMath>
+      <w:r>
+        <w:rPr>
+          <w:b w:val="0"/>
+        </w:rPr>
+        <w:t>.</w:t>
       </w:r>
     </w:p>
     <w:p>
@@ -1487,7 +3340,26 @@
         <w:rPr>
           <w:b w:val="0"/>
         </w:rPr>
-        <w:t>9. ¿Entre qué dos números enteros consecutivos está √30? Justifica con dos multiplicaciones.</w:t>
+        <w:t xml:space="preserve">9. ¿Entre qué dos números enteros consecutivos está </w:t>
+      </w:r>
+      <m:oMath>
+        <m:rad>
+          <m:radPr>
+            <m:degHide m:val="1"/>
+          </m:radPr>
+          <m:deg/>
+          <m:e>
+            <m:r>
+              <m:t xml:space="preserve">30</m:t>
+            </m:r>
+          </m:e>
+        </m:rad>
+      </m:oMath>
+      <w:r>
+        <w:rPr>
+          <w:b w:val="0"/>
+        </w:rPr>
+        <w:t>? Justifica con dos multiplicaciones.</w:t>
       </w:r>
     </w:p>
     <w:p>
@@ -1498,7 +3370,26 @@
         <w:rPr>
           <w:b w:val="0"/>
         </w:rPr>
-        <w:t>10. Un estudiante afirma: "√25 es irracional porque tiene raíz". ¿Estás de acuerdo? Explica dónde está el error.</w:t>
+        <w:t>10. Un estudiante afirma: "</w:t>
+      </w:r>
+      <m:oMath>
+        <m:rad>
+          <m:radPr>
+            <m:degHide m:val="1"/>
+          </m:radPr>
+          <m:deg/>
+          <m:e>
+            <m:r>
+              <m:t xml:space="preserve">25</m:t>
+            </m:r>
+          </m:e>
+        </m:rad>
+      </m:oMath>
+      <w:r>
+        <w:rPr>
+          <w:b w:val="0"/>
+        </w:rPr>
+        <w:t xml:space="preserve"> es irracional porque tiene raíz". ¿Estás de acuerdo? Explica dónde está el error.</w:t>
       </w:r>
     </w:p>
     <w:p>
@@ -1569,7 +3460,90 @@
         <w:rPr>
           <w:b w:val="0"/>
         </w:rPr>
-        <w:t xml:space="preserve">15. Muchas veces se usa 22/7 en lugar de π. a) ¿22/7 es racional o irracional? b) ¿Cuál de los dos es mayor? c) ¿Por qué 22/7 </w:t>
+        <w:t xml:space="preserve">15. Muchas veces se usa </w:t>
+      </w:r>
+      <m:oMath>
+        <m:f>
+          <m:fPr>
+            <m:ctrlPr/>
+          </m:fPr>
+          <m:num>
+            <m:r>
+              <m:t xml:space="preserve">22</m:t>
+            </m:r>
+          </m:num>
+          <m:den>
+            <m:r>
+              <m:t xml:space="preserve">7</m:t>
+            </m:r>
+          </m:den>
+        </m:f>
+      </m:oMath>
+      <w:r>
+        <w:rPr>
+          <w:b w:val="0"/>
+        </w:rPr>
+        <w:t xml:space="preserve"> en lugar de </w:t>
+      </w:r>
+      <m:oMath>
+        <m:r>
+          <m:rPr>
+            <m:nor/>
+          </m:rPr>
+          <m:t xml:space="preserve">π</m:t>
+        </m:r>
+      </m:oMath>
+      <w:r>
+        <w:rPr>
+          <w:b w:val="0"/>
+        </w:rPr>
+        <w:t>. a) ¿</w:t>
+      </w:r>
+      <m:oMath>
+        <m:f>
+          <m:fPr>
+            <m:ctrlPr/>
+          </m:fPr>
+          <m:num>
+            <m:r>
+              <m:t xml:space="preserve">22</m:t>
+            </m:r>
+          </m:num>
+          <m:den>
+            <m:r>
+              <m:t xml:space="preserve">7</m:t>
+            </m:r>
+          </m:den>
+        </m:f>
+      </m:oMath>
+      <w:r>
+        <w:rPr>
+          <w:b w:val="0"/>
+        </w:rPr>
+        <w:t xml:space="preserve"> es racional o irracional? b) ¿Cuál de los dos es mayor? c) ¿Por qué </w:t>
+      </w:r>
+      <m:oMath>
+        <m:f>
+          <m:fPr>
+            <m:ctrlPr/>
+          </m:fPr>
+          <m:num>
+            <m:r>
+              <m:t xml:space="preserve">22</m:t>
+            </m:r>
+          </m:num>
+          <m:den>
+            <m:r>
+              <m:t xml:space="preserve">7</m:t>
+            </m:r>
+          </m:den>
+        </m:f>
+      </m:oMath>
+      <w:r>
+        <w:rPr>
+          <w:b w:val="0"/>
+        </w:rPr>
+        <w:t xml:space="preserve"> </w:t>
       </w:r>
       <w:r>
         <w:rPr>
@@ -1581,7 +3555,21 @@
         <w:rPr>
           <w:b w:val="0"/>
         </w:rPr>
-        <w:t xml:space="preserve"> puede ser igual a π?</w:t>
+        <w:t xml:space="preserve"> puede ser igual a </w:t>
+      </w:r>
+      <m:oMath>
+        <m:r>
+          <m:rPr>
+            <m:nor/>
+          </m:rPr>
+          <m:t xml:space="preserve">π</m:t>
+        </m:r>
+      </m:oMath>
+      <w:r>
+        <w:rPr>
+          <w:b w:val="0"/>
+        </w:rPr>
+        <w:t>?</w:t>
       </w:r>
     </w:p>
     <w:p>
@@ -1603,7 +3591,124 @@
         <w:rPr>
           <w:b w:val="0"/>
         </w:rPr>
-        <w:t>1. 7 natural; −3 entero; 0,5 racional; √36 = 6 natural; √5 irracional; −8/3 racional; 0 natural.</w:t>
+        <w:t xml:space="preserve">1. </w:t>
+      </w:r>
+      <m:oMath>
+        <m:r>
+          <m:t xml:space="preserve">7</m:t>
+        </m:r>
+      </m:oMath>
+      <w:r>
+        <w:rPr>
+          <w:b w:val="0"/>
+        </w:rPr>
+        <w:t xml:space="preserve"> natural; </w:t>
+      </w:r>
+      <m:oMath>
+        <m:r>
+          <m:t xml:space="preserve">-</m:t>
+        </m:r>
+        <m:r>
+          <m:t xml:space="preserve">3</m:t>
+        </m:r>
+      </m:oMath>
+      <w:r>
+        <w:rPr>
+          <w:b w:val="0"/>
+        </w:rPr>
+        <w:t xml:space="preserve"> entero; </w:t>
+      </w:r>
+      <m:oMath>
+        <m:r>
+          <m:t xml:space="preserve">0,5</m:t>
+        </m:r>
+      </m:oMath>
+      <w:r>
+        <w:rPr>
+          <w:b w:val="0"/>
+        </w:rPr>
+        <w:t xml:space="preserve"> racional; </w:t>
+      </w:r>
+      <m:oMath>
+        <m:rad>
+          <m:radPr>
+            <m:degHide m:val="1"/>
+          </m:radPr>
+          <m:deg/>
+          <m:e>
+            <m:r>
+              <m:t xml:space="preserve">36</m:t>
+            </m:r>
+          </m:e>
+        </m:rad>
+        <m:r>
+          <m:t xml:space="preserve">=</m:t>
+        </m:r>
+        <m:r>
+          <m:t xml:space="preserve">6</m:t>
+        </m:r>
+      </m:oMath>
+      <w:r>
+        <w:rPr>
+          <w:b w:val="0"/>
+        </w:rPr>
+        <w:t xml:space="preserve"> natural; </w:t>
+      </w:r>
+      <m:oMath>
+        <m:rad>
+          <m:radPr>
+            <m:degHide m:val="1"/>
+          </m:radPr>
+          <m:deg/>
+          <m:e>
+            <m:r>
+              <m:t xml:space="preserve">5</m:t>
+            </m:r>
+          </m:e>
+        </m:rad>
+      </m:oMath>
+      <w:r>
+        <w:rPr>
+          <w:b w:val="0"/>
+        </w:rPr>
+        <w:t xml:space="preserve"> irracional; </w:t>
+      </w:r>
+      <m:oMath>
+        <m:r>
+          <m:t xml:space="preserve">-</m:t>
+        </m:r>
+        <m:f>
+          <m:fPr>
+            <m:ctrlPr/>
+          </m:fPr>
+          <m:num>
+            <m:r>
+              <m:t xml:space="preserve">8</m:t>
+            </m:r>
+          </m:num>
+          <m:den>
+            <m:r>
+              <m:t xml:space="preserve">3</m:t>
+            </m:r>
+          </m:den>
+        </m:f>
+      </m:oMath>
+      <w:r>
+        <w:rPr>
+          <w:b w:val="0"/>
+        </w:rPr>
+        <w:t xml:space="preserve"> racional; </w:t>
+      </w:r>
+      <m:oMath>
+        <m:r>
+          <m:t xml:space="preserve">0</m:t>
+        </m:r>
+      </m:oMath>
+      <w:r>
+        <w:rPr>
+          <w:b w:val="0"/>
+        </w:rPr>
+        <w:t xml:space="preserve"> natural.</w:t>
       </w:r>
     </w:p>
     <w:p>
@@ -1614,7 +3719,32 @@
         <w:rPr>
           <w:b w:val="0"/>
         </w:rPr>
-        <w:t>2. a) V. b) F, es entero negativo. c) F, es irracional. d) V. e) F, √49 = 7, que es natural.</w:t>
+        <w:t xml:space="preserve">2. a) V. b) F, es entero negativo. c) F, es irracional. d) V. e) F, </w:t>
+      </w:r>
+      <m:oMath>
+        <m:rad>
+          <m:radPr>
+            <m:degHide m:val="1"/>
+          </m:radPr>
+          <m:deg/>
+          <m:e>
+            <m:r>
+              <m:t xml:space="preserve">49</m:t>
+            </m:r>
+          </m:e>
+        </m:rad>
+        <m:r>
+          <m:t xml:space="preserve">=</m:t>
+        </m:r>
+        <m:r>
+          <m:t xml:space="preserve">7</m:t>
+        </m:r>
+      </m:oMath>
+      <w:r>
+        <w:rPr>
+          <w:b w:val="0"/>
+        </w:rPr>
+        <w:t>, que es natural.</w:t>
       </w:r>
     </w:p>
     <w:p>
@@ -1625,7 +3755,94 @@
         <w:rPr>
           <w:b w:val="0"/>
         </w:rPr>
-        <w:t>3. Sí, todo entero es racional (n = n/1, por ejemplo 5 = 5/1). No, no todo racional es entero (1/2 = 0,5 no lo es).</w:t>
+        <w:t xml:space="preserve">3. Sí, todo entero es racional, porque </w:t>
+      </w:r>
+      <m:oMath>
+        <m:r>
+          <m:t xml:space="preserve">n</m:t>
+        </m:r>
+        <m:r>
+          <m:t xml:space="preserve">=</m:t>
+        </m:r>
+        <m:f>
+          <m:fPr>
+            <m:ctrlPr/>
+          </m:fPr>
+          <m:num>
+            <m:r>
+              <m:t xml:space="preserve">n</m:t>
+            </m:r>
+          </m:num>
+          <m:den>
+            <m:r>
+              <m:t xml:space="preserve">1</m:t>
+            </m:r>
+          </m:den>
+        </m:f>
+      </m:oMath>
+      <w:r>
+        <w:rPr>
+          <w:b w:val="0"/>
+        </w:rPr>
+        <w:t xml:space="preserve">; por ejemplo </w:t>
+      </w:r>
+      <m:oMath>
+        <m:r>
+          <m:t xml:space="preserve">5</m:t>
+        </m:r>
+        <m:r>
+          <m:t xml:space="preserve">=</m:t>
+        </m:r>
+        <m:f>
+          <m:fPr>
+            <m:ctrlPr/>
+          </m:fPr>
+          <m:num>
+            <m:r>
+              <m:t xml:space="preserve">5</m:t>
+            </m:r>
+          </m:num>
+          <m:den>
+            <m:r>
+              <m:t xml:space="preserve">1</m:t>
+            </m:r>
+          </m:den>
+        </m:f>
+      </m:oMath>
+      <w:r>
+        <w:rPr>
+          <w:b w:val="0"/>
+        </w:rPr>
+        <w:t xml:space="preserve">. No, no todo racional es entero: </w:t>
+      </w:r>
+      <m:oMath>
+        <m:f>
+          <m:fPr>
+            <m:ctrlPr/>
+          </m:fPr>
+          <m:num>
+            <m:r>
+              <m:t xml:space="preserve">1</m:t>
+            </m:r>
+          </m:num>
+          <m:den>
+            <m:r>
+              <m:t xml:space="preserve">2</m:t>
+            </m:r>
+          </m:den>
+        </m:f>
+        <m:r>
+          <m:t xml:space="preserve">=</m:t>
+        </m:r>
+        <m:r>
+          <m:t xml:space="preserve">0,5</m:t>
+        </m:r>
+      </m:oMath>
+      <w:r>
+        <w:rPr>
+          <w:b w:val="0"/>
+        </w:rPr>
+        <w:t xml:space="preserve"> no lo es.</w:t>
       </w:r>
     </w:p>
     <w:p>
@@ -1636,7 +3853,112 @@
         <w:rPr>
           <w:b w:val="0"/>
         </w:rPr>
-        <w:t>4. Respuestas abiertas. Ejemplos válidos: a) 3/4; b) −5; c) √2 ≈ 1,41 o √3 ≈ 1,73.</w:t>
+        <w:t xml:space="preserve">4. Respuestas abiertas. Ejemplos válidos: a) </w:t>
+      </w:r>
+      <m:oMath>
+        <m:f>
+          <m:fPr>
+            <m:ctrlPr/>
+          </m:fPr>
+          <m:num>
+            <m:r>
+              <m:t xml:space="preserve">3</m:t>
+            </m:r>
+          </m:num>
+          <m:den>
+            <m:r>
+              <m:t xml:space="preserve">4</m:t>
+            </m:r>
+          </m:den>
+        </m:f>
+      </m:oMath>
+      <w:r>
+        <w:rPr>
+          <w:b w:val="0"/>
+        </w:rPr>
+        <w:t xml:space="preserve">; b) </w:t>
+      </w:r>
+      <m:oMath>
+        <m:r>
+          <m:t xml:space="preserve">-</m:t>
+        </m:r>
+        <m:r>
+          <m:t xml:space="preserve">5</m:t>
+        </m:r>
+      </m:oMath>
+      <w:r>
+        <w:rPr>
+          <w:b w:val="0"/>
+        </w:rPr>
+        <w:t xml:space="preserve">; c) </w:t>
+      </w:r>
+      <m:oMath>
+        <m:rad>
+          <m:radPr>
+            <m:degHide m:val="1"/>
+          </m:radPr>
+          <m:deg/>
+          <m:e>
+            <m:r>
+              <m:t xml:space="preserve">2</m:t>
+            </m:r>
+          </m:e>
+        </m:rad>
+        <m:r>
+          <m:rPr>
+            <m:nor/>
+          </m:rPr>
+          <m:t xml:space="preserve">≈</m:t>
+        </m:r>
+        <m:r>
+          <m:rPr>
+            <m:nor/>
+          </m:rPr>
+          <m:t xml:space="preserve"> </m:t>
+        </m:r>
+        <m:r>
+          <m:t xml:space="preserve">1,41</m:t>
+        </m:r>
+      </m:oMath>
+      <w:r>
+        <w:rPr>
+          <w:b w:val="0"/>
+        </w:rPr>
+        <w:t xml:space="preserve"> o </w:t>
+      </w:r>
+      <m:oMath>
+        <m:rad>
+          <m:radPr>
+            <m:degHide m:val="1"/>
+          </m:radPr>
+          <m:deg/>
+          <m:e>
+            <m:r>
+              <m:t xml:space="preserve">3</m:t>
+            </m:r>
+          </m:e>
+        </m:rad>
+        <m:r>
+          <m:rPr>
+            <m:nor/>
+          </m:rPr>
+          <m:t xml:space="preserve">≈</m:t>
+        </m:r>
+        <m:r>
+          <m:rPr>
+            <m:nor/>
+          </m:rPr>
+          <m:t xml:space="preserve"> </m:t>
+        </m:r>
+        <m:r>
+          <m:t xml:space="preserve">1,73</m:t>
+        </m:r>
+      </m:oMath>
+      <w:r>
+        <w:rPr>
+          <w:b w:val="0"/>
+        </w:rPr>
+        <w:t>.</w:t>
       </w:r>
     </w:p>
     <w:p>
@@ -1647,7 +3969,26 @@
         <w:rPr>
           <w:b w:val="0"/>
         </w:rPr>
-        <w:t>5. a) racional; b) racional; c) irracional; d) racional; e) irracional (es el decimal de √2).</w:t>
+        <w:t xml:space="preserve">5. a) racional; b) racional; c) irracional; d) racional; e) irracional (es el decimal de </w:t>
+      </w:r>
+      <m:oMath>
+        <m:rad>
+          <m:radPr>
+            <m:degHide m:val="1"/>
+          </m:radPr>
+          <m:deg/>
+          <m:e>
+            <m:r>
+              <m:t xml:space="preserve">2</m:t>
+            </m:r>
+          </m:e>
+        </m:rad>
+      </m:oMath>
+      <w:r>
+        <w:rPr>
+          <w:b w:val="0"/>
+        </w:rPr>
+        <w:t>).</w:t>
       </w:r>
     </w:p>
     <w:p>
@@ -1658,7 +3999,139 @@
         <w:rPr>
           <w:b w:val="0"/>
         </w:rPr>
-        <w:t>6. a) 2/5 b) 1/8 c) 7/9 d) 6/5. En c) se usa 10x − x, es decir 9x = 7.</w:t>
+        <w:t xml:space="preserve">6. a) </w:t>
+      </w:r>
+      <m:oMath>
+        <m:f>
+          <m:fPr>
+            <m:ctrlPr/>
+          </m:fPr>
+          <m:num>
+            <m:r>
+              <m:t xml:space="preserve">2</m:t>
+            </m:r>
+          </m:num>
+          <m:den>
+            <m:r>
+              <m:t xml:space="preserve">5</m:t>
+            </m:r>
+          </m:den>
+        </m:f>
+      </m:oMath>
+      <w:r>
+        <w:rPr>
+          <w:b w:val="0"/>
+        </w:rPr>
+        <w:t xml:space="preserve"> b) </w:t>
+      </w:r>
+      <m:oMath>
+        <m:f>
+          <m:fPr>
+            <m:ctrlPr/>
+          </m:fPr>
+          <m:num>
+            <m:r>
+              <m:t xml:space="preserve">1</m:t>
+            </m:r>
+          </m:num>
+          <m:den>
+            <m:r>
+              <m:t xml:space="preserve">8</m:t>
+            </m:r>
+          </m:den>
+        </m:f>
+      </m:oMath>
+      <w:r>
+        <w:rPr>
+          <w:b w:val="0"/>
+        </w:rPr>
+        <w:t xml:space="preserve"> c) </w:t>
+      </w:r>
+      <m:oMath>
+        <m:f>
+          <m:fPr>
+            <m:ctrlPr/>
+          </m:fPr>
+          <m:num>
+            <m:r>
+              <m:t xml:space="preserve">7</m:t>
+            </m:r>
+          </m:num>
+          <m:den>
+            <m:r>
+              <m:t xml:space="preserve">9</m:t>
+            </m:r>
+          </m:den>
+        </m:f>
+      </m:oMath>
+      <w:r>
+        <w:rPr>
+          <w:b w:val="0"/>
+        </w:rPr>
+        <w:t xml:space="preserve"> d) </w:t>
+      </w:r>
+      <m:oMath>
+        <m:f>
+          <m:fPr>
+            <m:ctrlPr/>
+          </m:fPr>
+          <m:num>
+            <m:r>
+              <m:t xml:space="preserve">6</m:t>
+            </m:r>
+          </m:num>
+          <m:den>
+            <m:r>
+              <m:t xml:space="preserve">5</m:t>
+            </m:r>
+          </m:den>
+        </m:f>
+      </m:oMath>
+      <w:r>
+        <w:rPr>
+          <w:b w:val="0"/>
+        </w:rPr>
+        <w:t xml:space="preserve">. En c) se usa </w:t>
+      </w:r>
+      <m:oMath>
+        <m:r>
+          <m:t xml:space="preserve">10</m:t>
+        </m:r>
+        <m:r>
+          <m:t xml:space="preserve">x</m:t>
+        </m:r>
+        <m:r>
+          <m:t xml:space="preserve">-</m:t>
+        </m:r>
+        <m:r>
+          <m:t xml:space="preserve">x</m:t>
+        </m:r>
+      </m:oMath>
+      <w:r>
+        <w:rPr>
+          <w:b w:val="0"/>
+        </w:rPr>
+        <w:t xml:space="preserve">, es decir </w:t>
+      </w:r>
+      <m:oMath>
+        <m:r>
+          <m:t xml:space="preserve">9</m:t>
+        </m:r>
+        <m:r>
+          <m:t xml:space="preserve">x</m:t>
+        </m:r>
+        <m:r>
+          <m:t xml:space="preserve">=</m:t>
+        </m:r>
+        <m:r>
+          <m:t xml:space="preserve">7</m:t>
+        </m:r>
+      </m:oMath>
+      <w:r>
+        <w:rPr>
+          <w:b w:val="0"/>
+        </w:rPr>
+        <w:t>.</w:t>
       </w:r>
     </w:p>
     <w:p>
@@ -1669,7 +4142,147 @@
         <w:rPr>
           <w:b w:val="0"/>
         </w:rPr>
-        <w:t>7. −2 &lt; −3/2 &lt; 1/3 &lt; 0,75 &lt; √9 &lt; π. Valores de apoyo: −1,5; 0,33; 0,75; 3; 3,1416.</w:t>
+        <w:t xml:space="preserve">7. </w:t>
+      </w:r>
+      <m:oMath>
+        <m:r>
+          <m:t xml:space="preserve">-</m:t>
+        </m:r>
+        <m:r>
+          <m:t xml:space="preserve">2</m:t>
+        </m:r>
+        <m:r>
+          <m:t xml:space="preserve">&lt;</m:t>
+        </m:r>
+        <m:r>
+          <m:t xml:space="preserve">-</m:t>
+        </m:r>
+        <m:f>
+          <m:fPr>
+            <m:ctrlPr/>
+          </m:fPr>
+          <m:num>
+            <m:r>
+              <m:t xml:space="preserve">3</m:t>
+            </m:r>
+          </m:num>
+          <m:den>
+            <m:r>
+              <m:t xml:space="preserve">2</m:t>
+            </m:r>
+          </m:den>
+        </m:f>
+        <m:r>
+          <m:t xml:space="preserve">&lt;</m:t>
+        </m:r>
+        <m:f>
+          <m:fPr>
+            <m:ctrlPr/>
+          </m:fPr>
+          <m:num>
+            <m:r>
+              <m:t xml:space="preserve">1</m:t>
+            </m:r>
+          </m:num>
+          <m:den>
+            <m:r>
+              <m:t xml:space="preserve">3</m:t>
+            </m:r>
+          </m:den>
+        </m:f>
+        <m:r>
+          <m:t xml:space="preserve">&lt;</m:t>
+        </m:r>
+        <m:r>
+          <m:t xml:space="preserve">0,75</m:t>
+        </m:r>
+        <m:r>
+          <m:t xml:space="preserve">&lt;</m:t>
+        </m:r>
+        <m:rad>
+          <m:radPr>
+            <m:degHide m:val="1"/>
+          </m:radPr>
+          <m:deg/>
+          <m:e>
+            <m:r>
+              <m:t xml:space="preserve">9</m:t>
+            </m:r>
+          </m:e>
+        </m:rad>
+        <m:r>
+          <m:t xml:space="preserve">&lt;</m:t>
+        </m:r>
+        <m:r>
+          <m:rPr>
+            <m:nor/>
+          </m:rPr>
+          <m:t xml:space="preserve">π</m:t>
+        </m:r>
+      </m:oMath>
+      <w:r>
+        <w:rPr>
+          <w:b w:val="0"/>
+        </w:rPr>
+        <w:t xml:space="preserve">. Valores de apoyo: </w:t>
+      </w:r>
+      <m:oMath>
+        <m:r>
+          <m:t xml:space="preserve">-</m:t>
+        </m:r>
+        <m:r>
+          <m:t xml:space="preserve">1,5</m:t>
+        </m:r>
+      </m:oMath>
+      <w:r>
+        <w:rPr>
+          <w:b w:val="0"/>
+        </w:rPr>
+        <w:t xml:space="preserve">; </w:t>
+      </w:r>
+      <m:oMath>
+        <m:r>
+          <m:t xml:space="preserve">0,33</m:t>
+        </m:r>
+      </m:oMath>
+      <w:r>
+        <w:rPr>
+          <w:b w:val="0"/>
+        </w:rPr>
+        <w:t xml:space="preserve">; </w:t>
+      </w:r>
+      <m:oMath>
+        <m:r>
+          <m:t xml:space="preserve">0,75</m:t>
+        </m:r>
+      </m:oMath>
+      <w:r>
+        <w:rPr>
+          <w:b w:val="0"/>
+        </w:rPr>
+        <w:t xml:space="preserve">; </w:t>
+      </w:r>
+      <m:oMath>
+        <m:r>
+          <m:t xml:space="preserve">3</m:t>
+        </m:r>
+      </m:oMath>
+      <w:r>
+        <w:rPr>
+          <w:b w:val="0"/>
+        </w:rPr>
+        <w:t xml:space="preserve">; </w:t>
+      </w:r>
+      <m:oMath>
+        <m:r>
+          <m:t xml:space="preserve">3,1416</m:t>
+        </m:r>
+      </m:oMath>
+      <w:r>
+        <w:rPr>
+          <w:b w:val="0"/>
+        </w:rPr>
+        <w:t>.</w:t>
       </w:r>
     </w:p>
     <w:p>
@@ -1680,7 +4293,139 @@
         <w:rPr>
           <w:b w:val="0"/>
         </w:rPr>
-        <w:t>8. Orden en la recta: −2,5; −1/3 (≈ −0,33); 3/4 (0,75); √2 (≈ 1,41); 3.</w:t>
+        <w:t xml:space="preserve">8. Orden en la recta: </w:t>
+      </w:r>
+      <m:oMath>
+        <m:r>
+          <m:t xml:space="preserve">-</m:t>
+        </m:r>
+        <m:r>
+          <m:t xml:space="preserve">2,5</m:t>
+        </m:r>
+      </m:oMath>
+      <w:r>
+        <w:rPr>
+          <w:b w:val="0"/>
+        </w:rPr>
+        <w:t xml:space="preserve">; </w:t>
+      </w:r>
+      <m:oMath>
+        <m:r>
+          <m:t xml:space="preserve">-</m:t>
+        </m:r>
+        <m:f>
+          <m:fPr>
+            <m:ctrlPr/>
+          </m:fPr>
+          <m:num>
+            <m:r>
+              <m:t xml:space="preserve">1</m:t>
+            </m:r>
+          </m:num>
+          <m:den>
+            <m:r>
+              <m:t xml:space="preserve">3</m:t>
+            </m:r>
+          </m:den>
+        </m:f>
+        <m:r>
+          <m:rPr>
+            <m:nor/>
+          </m:rPr>
+          <m:t xml:space="preserve">≈</m:t>
+        </m:r>
+        <m:r>
+          <m:rPr>
+            <m:nor/>
+          </m:rPr>
+          <m:t xml:space="preserve"> </m:t>
+        </m:r>
+        <m:r>
+          <m:t xml:space="preserve">-</m:t>
+        </m:r>
+        <m:r>
+          <m:t xml:space="preserve">0,33</m:t>
+        </m:r>
+      </m:oMath>
+      <w:r>
+        <w:rPr>
+          <w:b w:val="0"/>
+        </w:rPr>
+        <w:t xml:space="preserve">; </w:t>
+      </w:r>
+      <m:oMath>
+        <m:f>
+          <m:fPr>
+            <m:ctrlPr/>
+          </m:fPr>
+          <m:num>
+            <m:r>
+              <m:t xml:space="preserve">3</m:t>
+            </m:r>
+          </m:num>
+          <m:den>
+            <m:r>
+              <m:t xml:space="preserve">4</m:t>
+            </m:r>
+          </m:den>
+        </m:f>
+        <m:r>
+          <m:t xml:space="preserve">=</m:t>
+        </m:r>
+        <m:r>
+          <m:t xml:space="preserve">0,75</m:t>
+        </m:r>
+      </m:oMath>
+      <w:r>
+        <w:rPr>
+          <w:b w:val="0"/>
+        </w:rPr>
+        <w:t xml:space="preserve">; </w:t>
+      </w:r>
+      <m:oMath>
+        <m:rad>
+          <m:radPr>
+            <m:degHide m:val="1"/>
+          </m:radPr>
+          <m:deg/>
+          <m:e>
+            <m:r>
+              <m:t xml:space="preserve">2</m:t>
+            </m:r>
+          </m:e>
+        </m:rad>
+        <m:r>
+          <m:rPr>
+            <m:nor/>
+          </m:rPr>
+          <m:t xml:space="preserve">≈</m:t>
+        </m:r>
+        <m:r>
+          <m:rPr>
+            <m:nor/>
+          </m:rPr>
+          <m:t xml:space="preserve"> </m:t>
+        </m:r>
+        <m:r>
+          <m:t xml:space="preserve">1,41</m:t>
+        </m:r>
+      </m:oMath>
+      <w:r>
+        <w:rPr>
+          <w:b w:val="0"/>
+        </w:rPr>
+        <w:t xml:space="preserve">; </w:t>
+      </w:r>
+      <m:oMath>
+        <m:r>
+          <m:t xml:space="preserve">3</m:t>
+        </m:r>
+      </m:oMath>
+      <w:r>
+        <w:rPr>
+          <w:b w:val="0"/>
+        </w:rPr>
+        <w:t>.</w:t>
       </w:r>
     </w:p>
     <w:p>
@@ -1691,7 +4436,94 @@
         <w:rPr>
           <w:b w:val="0"/>
         </w:rPr>
-        <w:t>9. Entre 5 y 6, porque 5 × 5 = 25 y 6 × 6 = 36, y 25 &lt; 30 &lt; 36.</w:t>
+        <w:t xml:space="preserve">9. Entre 5 y 6, porque </w:t>
+      </w:r>
+      <m:oMath>
+        <m:r>
+          <m:t xml:space="preserve">5</m:t>
+        </m:r>
+        <m:r>
+          <m:rPr>
+            <m:nor/>
+          </m:rPr>
+          <m:t xml:space="preserve">×</m:t>
+        </m:r>
+        <m:r>
+          <m:rPr>
+            <m:nor/>
+          </m:rPr>
+          <m:t xml:space="preserve"> </m:t>
+        </m:r>
+        <m:r>
+          <m:t xml:space="preserve">5</m:t>
+        </m:r>
+        <m:r>
+          <m:t xml:space="preserve">=</m:t>
+        </m:r>
+        <m:r>
+          <m:t xml:space="preserve">25</m:t>
+        </m:r>
+      </m:oMath>
+      <w:r>
+        <w:rPr>
+          <w:b w:val="0"/>
+        </w:rPr>
+        <w:t xml:space="preserve"> y </w:t>
+      </w:r>
+      <m:oMath>
+        <m:r>
+          <m:t xml:space="preserve">6</m:t>
+        </m:r>
+        <m:r>
+          <m:rPr>
+            <m:nor/>
+          </m:rPr>
+          <m:t xml:space="preserve">×</m:t>
+        </m:r>
+        <m:r>
+          <m:rPr>
+            <m:nor/>
+          </m:rPr>
+          <m:t xml:space="preserve"> </m:t>
+        </m:r>
+        <m:r>
+          <m:t xml:space="preserve">6</m:t>
+        </m:r>
+        <m:r>
+          <m:t xml:space="preserve">=</m:t>
+        </m:r>
+        <m:r>
+          <m:t xml:space="preserve">36</m:t>
+        </m:r>
+      </m:oMath>
+      <w:r>
+        <w:rPr>
+          <w:b w:val="0"/>
+        </w:rPr>
+        <w:t xml:space="preserve">, y </w:t>
+      </w:r>
+      <m:oMath>
+        <m:r>
+          <m:t xml:space="preserve">25</m:t>
+        </m:r>
+        <m:r>
+          <m:t xml:space="preserve">&lt;</m:t>
+        </m:r>
+        <m:r>
+          <m:t xml:space="preserve">30</m:t>
+        </m:r>
+        <m:r>
+          <m:t xml:space="preserve">&lt;</m:t>
+        </m:r>
+        <m:r>
+          <m:t xml:space="preserve">36</m:t>
+        </m:r>
+      </m:oMath>
+      <w:r>
+        <w:rPr>
+          <w:b w:val="0"/>
+        </w:rPr>
+        <w:t>.</w:t>
       </w:r>
     </w:p>
     <w:p>
@@ -1702,7 +4534,32 @@
         <w:rPr>
           <w:b w:val="0"/>
         </w:rPr>
-        <w:t>10. No. √25 = 5, que es natural. El error es creer que el símbolo de raíz vuelve irracional al número; lo que decide es si la raíz da exacta.</w:t>
+        <w:t xml:space="preserve">10. No. </w:t>
+      </w:r>
+      <m:oMath>
+        <m:rad>
+          <m:radPr>
+            <m:degHide m:val="1"/>
+          </m:radPr>
+          <m:deg/>
+          <m:e>
+            <m:r>
+              <m:t xml:space="preserve">25</m:t>
+            </m:r>
+          </m:e>
+        </m:rad>
+        <m:r>
+          <m:t xml:space="preserve">=</m:t>
+        </m:r>
+        <m:r>
+          <m:t xml:space="preserve">5</m:t>
+        </m:r>
+      </m:oMath>
+      <w:r>
+        <w:rPr>
+          <w:b w:val="0"/>
+        </w:rPr>
+        <w:t>, que es natural. El error es creer que el símbolo de raíz vuelve irracional al número; lo que decide es si la raíz da exacta.</w:t>
       </w:r>
     </w:p>
     <w:p>
@@ -1713,7 +4570,48 @@
         <w:rPr>
           <w:b w:val="0"/>
         </w:rPr>
-        <w:t>11. a) −4,2 &lt; −1,5 &lt; 8,5 &lt; 26,7 &lt; 31. b) Solo 31.</w:t>
+        <w:t xml:space="preserve">11. a) </w:t>
+      </w:r>
+      <m:oMath>
+        <m:r>
+          <m:t xml:space="preserve">-</m:t>
+        </m:r>
+        <m:r>
+          <m:t xml:space="preserve">4,2</m:t>
+        </m:r>
+        <m:r>
+          <m:t xml:space="preserve">&lt;</m:t>
+        </m:r>
+        <m:r>
+          <m:t xml:space="preserve">-</m:t>
+        </m:r>
+        <m:r>
+          <m:t xml:space="preserve">1,5</m:t>
+        </m:r>
+        <m:r>
+          <m:t xml:space="preserve">&lt;</m:t>
+        </m:r>
+        <m:r>
+          <m:t xml:space="preserve">8,5</m:t>
+        </m:r>
+        <m:r>
+          <m:t xml:space="preserve">&lt;</m:t>
+        </m:r>
+        <m:r>
+          <m:t xml:space="preserve">26,7</m:t>
+        </m:r>
+        <m:r>
+          <m:t xml:space="preserve">&lt;</m:t>
+        </m:r>
+        <m:r>
+          <m:t xml:space="preserve">31</m:t>
+        </m:r>
+      </m:oMath>
+      <w:r>
+        <w:rPr>
+          <w:b w:val="0"/>
+        </w:rPr>
+        <w:t>. b) Solo 31.</w:t>
       </w:r>
     </w:p>
     <w:p>
@@ -1724,7 +4622,49 @@
         <w:rPr>
           <w:b w:val="0"/>
         </w:rPr>
-        <w:t>12. a) +85.000 y −120.000. b) Ambas son enteros (y por tanto racionales); −120.000 no es natural. c) Es mayor 85.000, porque está más a la derecha en la recta.</w:t>
+        <w:t xml:space="preserve">12. a) </w:t>
+      </w:r>
+      <m:oMath>
+        <m:r>
+          <m:t xml:space="preserve">+</m:t>
+        </m:r>
+        <m:r>
+          <m:t xml:space="preserve">85.000</m:t>
+        </m:r>
+      </m:oMath>
+      <w:r>
+        <w:rPr>
+          <w:b w:val="0"/>
+        </w:rPr>
+        <w:t xml:space="preserve"> y </w:t>
+      </w:r>
+      <m:oMath>
+        <m:r>
+          <m:t xml:space="preserve">-</m:t>
+        </m:r>
+        <m:r>
+          <m:t xml:space="preserve">120.000</m:t>
+        </m:r>
+      </m:oMath>
+      <w:r>
+        <w:rPr>
+          <w:b w:val="0"/>
+        </w:rPr>
+        <w:t xml:space="preserve">. b) Ambas son enteros (y por tanto racionales); </w:t>
+      </w:r>
+      <m:oMath>
+        <m:r>
+          <m:t xml:space="preserve">-</m:t>
+        </m:r>
+        <m:r>
+          <m:t xml:space="preserve">120.000</m:t>
+        </m:r>
+      </m:oMath>
+      <w:r>
+        <w:rPr>
+          <w:b w:val="0"/>
+        </w:rPr>
+        <w:t xml:space="preserve"> no es natural. c) Es mayor 85.000, porque está más a la derecha en la recta.</w:t>
       </w:r>
     </w:p>
     <w:p>
@@ -1735,7 +4675,124 @@
         <w:rPr>
           <w:b w:val="0"/>
         </w:rPr>
-        <w:t>13. a) √20 m. b) Irracional. c) Entre 4 y 5, porque 16 &lt; 20 &lt; 25. d) √20 ≈ 4,47 m; el perímetro es 4 × 4,47 ≈ 17,9 m. Alcanzan, pero muy justos: conviene comprar un poco más.</w:t>
+        <w:t xml:space="preserve">13. a) </w:t>
+      </w:r>
+      <m:oMath>
+        <m:rad>
+          <m:radPr>
+            <m:degHide m:val="1"/>
+          </m:radPr>
+          <m:deg/>
+          <m:e>
+            <m:r>
+              <m:t xml:space="preserve">20</m:t>
+            </m:r>
+          </m:e>
+        </m:rad>
+      </m:oMath>
+      <w:r>
+        <w:rPr>
+          <w:b w:val="0"/>
+        </w:rPr>
+        <w:t xml:space="preserve"> m. b) Irracional. c) Entre 4 y 5, porque </w:t>
+      </w:r>
+      <m:oMath>
+        <m:r>
+          <m:t xml:space="preserve">16</m:t>
+        </m:r>
+        <m:r>
+          <m:t xml:space="preserve">&lt;</m:t>
+        </m:r>
+        <m:r>
+          <m:t xml:space="preserve">20</m:t>
+        </m:r>
+        <m:r>
+          <m:t xml:space="preserve">&lt;</m:t>
+        </m:r>
+        <m:r>
+          <m:t xml:space="preserve">25</m:t>
+        </m:r>
+      </m:oMath>
+      <w:r>
+        <w:rPr>
+          <w:b w:val="0"/>
+        </w:rPr>
+        <w:t xml:space="preserve">. d) </w:t>
+      </w:r>
+      <m:oMath>
+        <m:rad>
+          <m:radPr>
+            <m:degHide m:val="1"/>
+          </m:radPr>
+          <m:deg/>
+          <m:e>
+            <m:r>
+              <m:t xml:space="preserve">20</m:t>
+            </m:r>
+          </m:e>
+        </m:rad>
+        <m:r>
+          <m:rPr>
+            <m:nor/>
+          </m:rPr>
+          <m:t xml:space="preserve">≈</m:t>
+        </m:r>
+        <m:r>
+          <m:rPr>
+            <m:nor/>
+          </m:rPr>
+          <m:t xml:space="preserve"> </m:t>
+        </m:r>
+        <m:r>
+          <m:t xml:space="preserve">4,47</m:t>
+        </m:r>
+      </m:oMath>
+      <w:r>
+        <w:rPr>
+          <w:b w:val="0"/>
+        </w:rPr>
+        <w:t xml:space="preserve"> m; el perímetro es </w:t>
+      </w:r>
+      <m:oMath>
+        <m:r>
+          <m:t xml:space="preserve">4</m:t>
+        </m:r>
+        <m:r>
+          <m:rPr>
+            <m:nor/>
+          </m:rPr>
+          <m:t xml:space="preserve">×</m:t>
+        </m:r>
+        <m:r>
+          <m:rPr>
+            <m:nor/>
+          </m:rPr>
+          <m:t xml:space="preserve"> </m:t>
+        </m:r>
+        <m:r>
+          <m:t xml:space="preserve">4,47</m:t>
+        </m:r>
+        <m:r>
+          <m:rPr>
+            <m:nor/>
+          </m:rPr>
+          <m:t xml:space="preserve">≈</m:t>
+        </m:r>
+        <m:r>
+          <m:rPr>
+            <m:nor/>
+          </m:rPr>
+          <m:t xml:space="preserve"> </m:t>
+        </m:r>
+        <m:r>
+          <m:t xml:space="preserve">17,9</m:t>
+        </m:r>
+      </m:oMath>
+      <w:r>
+        <w:rPr>
+          <w:b w:val="0"/>
+        </w:rPr>
+        <w:t xml:space="preserve"> m. Alcanzan, pero muy justos: conviene comprar un poco más.</w:t>
       </w:r>
     </w:p>
     <w:p>
@@ -1746,7 +4803,105 @@
         <w:rPr>
           <w:b w:val="0"/>
         </w:rPr>
-        <w:t>14. Contraejemplo: √2 × √2 = 2, que es racional. Otro válido: √8 × √2 = √16 = 4.</w:t>
+        <w:t xml:space="preserve">14. Contraejemplo: </w:t>
+      </w:r>
+      <m:oMath>
+        <m:rad>
+          <m:radPr>
+            <m:degHide m:val="1"/>
+          </m:radPr>
+          <m:deg/>
+          <m:e>
+            <m:r>
+              <m:t xml:space="preserve">2</m:t>
+            </m:r>
+          </m:e>
+        </m:rad>
+        <m:r>
+          <m:rPr>
+            <m:nor/>
+          </m:rPr>
+          <m:t xml:space="preserve">×</m:t>
+        </m:r>
+        <m:rad>
+          <m:radPr>
+            <m:degHide m:val="1"/>
+          </m:radPr>
+          <m:deg/>
+          <m:e>
+            <m:r>
+              <m:t xml:space="preserve">2</m:t>
+            </m:r>
+          </m:e>
+        </m:rad>
+        <m:r>
+          <m:t xml:space="preserve">=</m:t>
+        </m:r>
+        <m:r>
+          <m:t xml:space="preserve">2</m:t>
+        </m:r>
+      </m:oMath>
+      <w:r>
+        <w:rPr>
+          <w:b w:val="0"/>
+        </w:rPr>
+        <w:t xml:space="preserve">, que es racional. Otro válido: </w:t>
+      </w:r>
+      <m:oMath>
+        <m:rad>
+          <m:radPr>
+            <m:degHide m:val="1"/>
+          </m:radPr>
+          <m:deg/>
+          <m:e>
+            <m:r>
+              <m:t xml:space="preserve">8</m:t>
+            </m:r>
+          </m:e>
+        </m:rad>
+        <m:r>
+          <m:rPr>
+            <m:nor/>
+          </m:rPr>
+          <m:t xml:space="preserve">×</m:t>
+        </m:r>
+        <m:rad>
+          <m:radPr>
+            <m:degHide m:val="1"/>
+          </m:radPr>
+          <m:deg/>
+          <m:e>
+            <m:r>
+              <m:t xml:space="preserve">2</m:t>
+            </m:r>
+          </m:e>
+        </m:rad>
+        <m:r>
+          <m:t xml:space="preserve">=</m:t>
+        </m:r>
+        <m:rad>
+          <m:radPr>
+            <m:degHide m:val="1"/>
+          </m:radPr>
+          <m:deg/>
+          <m:e>
+            <m:r>
+              <m:t xml:space="preserve">16</m:t>
+            </m:r>
+          </m:e>
+        </m:rad>
+        <m:r>
+          <m:t xml:space="preserve">=</m:t>
+        </m:r>
+        <m:r>
+          <m:t xml:space="preserve">4</m:t>
+        </m:r>
+      </m:oMath>
+      <w:r>
+        <w:rPr>
+          <w:b w:val="0"/>
+        </w:rPr>
+        <w:t>.</w:t>
       </w:r>
     </w:p>
     <w:p>
@@ -1757,7 +4912,62 @@
         <w:rPr>
           <w:b w:val="0"/>
         </w:rPr>
-        <w:t xml:space="preserve">15. a) Racional, porque ya está escrito como fracción de enteros; su decimal es 3,142857142857… (periódico). b) 22/7 ≈ 3,142857 es </w:t>
+        <w:t xml:space="preserve">15. a) Racional, porque ya está escrito como fracción de enteros; su decimal es </w:t>
+      </w:r>
+      <m:oMath>
+        <m:r>
+          <m:t xml:space="preserve">3,142857142857</m:t>
+        </m:r>
+        <m:r>
+          <m:rPr>
+            <m:nor/>
+          </m:rPr>
+          <m:t xml:space="preserve">…</m:t>
+        </m:r>
+      </m:oMath>
+      <w:r>
+        <w:rPr>
+          <w:b w:val="0"/>
+        </w:rPr>
+        <w:t xml:space="preserve"> (periódico). b) </w:t>
+      </w:r>
+      <m:oMath>
+        <m:f>
+          <m:fPr>
+            <m:ctrlPr/>
+          </m:fPr>
+          <m:num>
+            <m:r>
+              <m:t xml:space="preserve">22</m:t>
+            </m:r>
+          </m:num>
+          <m:den>
+            <m:r>
+              <m:t xml:space="preserve">7</m:t>
+            </m:r>
+          </m:den>
+        </m:f>
+        <m:r>
+          <m:rPr>
+            <m:nor/>
+          </m:rPr>
+          <m:t xml:space="preserve">≈</m:t>
+        </m:r>
+        <m:r>
+          <m:rPr>
+            <m:nor/>
+          </m:rPr>
+          <m:t xml:space="preserve"> </m:t>
+        </m:r>
+        <m:r>
+          <m:t xml:space="preserve">3,142857</m:t>
+        </m:r>
+      </m:oMath>
+      <w:r>
+        <w:rPr>
+          <w:b w:val="0"/>
+        </w:rPr>
+        <w:t xml:space="preserve"> es </w:t>
       </w:r>
       <w:r>
         <w:rPr>
@@ -1769,7 +4979,73 @@
         <w:rPr>
           <w:b w:val="0"/>
         </w:rPr>
-        <w:t xml:space="preserve"> que π ≈ 3,141592. c) Porque π es irracional y ninguna fracción de enteros puede ser exactamente igual a él; 22/7 es solo una buena aproximación.</w:t>
+        <w:t xml:space="preserve"> que </w:t>
+      </w:r>
+      <m:oMath>
+        <m:r>
+          <m:rPr>
+            <m:nor/>
+          </m:rPr>
+          <m:t xml:space="preserve">π</m:t>
+        </m:r>
+        <m:r>
+          <m:rPr>
+            <m:nor/>
+          </m:rPr>
+          <m:t xml:space="preserve">≈</m:t>
+        </m:r>
+        <m:r>
+          <m:rPr>
+            <m:nor/>
+          </m:rPr>
+          <m:t xml:space="preserve"> </m:t>
+        </m:r>
+        <m:r>
+          <m:t xml:space="preserve">3,141592</m:t>
+        </m:r>
+      </m:oMath>
+      <w:r>
+        <w:rPr>
+          <w:b w:val="0"/>
+        </w:rPr>
+        <w:t xml:space="preserve">. c) Porque </w:t>
+      </w:r>
+      <m:oMath>
+        <m:r>
+          <m:rPr>
+            <m:nor/>
+          </m:rPr>
+          <m:t xml:space="preserve">π</m:t>
+        </m:r>
+      </m:oMath>
+      <w:r>
+        <w:rPr>
+          <w:b w:val="0"/>
+        </w:rPr>
+        <w:t xml:space="preserve"> es irracional y ninguna fracción de enteros puede ser exactamente igual a él; </w:t>
+      </w:r>
+      <m:oMath>
+        <m:f>
+          <m:fPr>
+            <m:ctrlPr/>
+          </m:fPr>
+          <m:num>
+            <m:r>
+              <m:t xml:space="preserve">22</m:t>
+            </m:r>
+          </m:num>
+          <m:den>
+            <m:r>
+              <m:t xml:space="preserve">7</m:t>
+            </m:r>
+          </m:den>
+        </m:f>
+      </m:oMath>
+      <w:r>
+        <w:rPr>
+          <w:b w:val="0"/>
+        </w:rPr>
+        <w:t xml:space="preserve"> es solo una buena aproximación.</w:t>
       </w:r>
     </w:p>
     <w:p>
@@ -2200,7 +5476,7 @@
       <w:spacing w:after="120" w:line="276" w:lineRule="auto"/>
     </w:pPr>
     <w:rPr>
-      <w:rFonts w:ascii="Calibri" w:hAnsi="Calibri"/>
+      <w:rFonts w:ascii="Cambria" w:hAnsi="Cambria"/>
       <w:sz w:val="22"/>
     </w:rPr>
   </w:style>
@@ -2259,11 +5535,11 @@
     <w:pPr>
       <w:keepNext/>
       <w:keepLines/>
-      <w:spacing w:before="480" w:after="0"/>
+      <w:spacing w:before="240" w:after="80"/>
       <w:outlineLvl w:val="0"/>
     </w:pPr>
     <w:rPr>
-      <w:rFonts w:asciiTheme="majorHAnsi" w:eastAsiaTheme="majorEastAsia" w:hAnsiTheme="majorHAnsi" w:cstheme="majorBidi" w:ascii="Calibri" w:hAnsi="Calibri"/>
+      <w:rFonts w:asciiTheme="majorHAnsi" w:eastAsiaTheme="majorEastAsia" w:hAnsiTheme="majorHAnsi" w:cstheme="majorBidi" w:ascii="Cambria" w:hAnsi="Cambria"/>
       <w:b/>
       <w:bCs/>
       <w:color w:val="1F3B57"/>
@@ -2283,11 +5559,11 @@
     <w:pPr>
       <w:keepNext/>
       <w:keepLines/>
-      <w:spacing w:before="200" w:after="0"/>
+      <w:spacing w:before="240" w:after="80"/>
       <w:outlineLvl w:val="1"/>
     </w:pPr>
     <w:rPr>
-      <w:rFonts w:asciiTheme="majorHAnsi" w:eastAsiaTheme="majorEastAsia" w:hAnsiTheme="majorHAnsi" w:cstheme="majorBidi" w:ascii="Calibri" w:hAnsi="Calibri"/>
+      <w:rFonts w:asciiTheme="majorHAnsi" w:eastAsiaTheme="majorEastAsia" w:hAnsiTheme="majorHAnsi" w:cstheme="majorBidi" w:ascii="Cambria" w:hAnsi="Cambria"/>
       <w:b/>
       <w:bCs/>
       <w:color w:val="1F3B57"/>
@@ -2307,11 +5583,11 @@
     <w:pPr>
       <w:keepNext/>
       <w:keepLines/>
-      <w:spacing w:before="200" w:after="0"/>
+      <w:spacing w:before="240" w:after="80"/>
       <w:outlineLvl w:val="2"/>
     </w:pPr>
     <w:rPr>
-      <w:rFonts w:asciiTheme="majorHAnsi" w:eastAsiaTheme="majorEastAsia" w:hAnsiTheme="majorHAnsi" w:cstheme="majorBidi" w:ascii="Calibri" w:hAnsi="Calibri"/>
+      <w:rFonts w:asciiTheme="majorHAnsi" w:eastAsiaTheme="majorEastAsia" w:hAnsiTheme="majorHAnsi" w:cstheme="majorBidi" w:ascii="Cambria" w:hAnsi="Cambria"/>
       <w:b/>
       <w:bCs/>
       <w:color w:val="1F3B57"/>

--- a/entregables/word/clase_01.docx
+++ b/entregables/word/clase_01.docx
@@ -1666,33 +1666,36 @@
         <w:t xml:space="preserve">: es fracción de enteros y no da un entero </w:t>
       </w:r>
       <m:oMath>
-        <m:r>
-          <m:t xml:space="preserve">(</m:t>
-        </m:r>
-        <m:f>
-          <m:fPr>
+        <m:d>
+          <m:dPr>
+            <m:begChr m:val="("/>
+            <m:endChr m:val=")"/>
             <m:ctrlPr/>
-          </m:fPr>
-          <m:num>
+          </m:dPr>
+          <m:e>
+            <m:f>
+              <m:fPr>
+                <m:ctrlPr/>
+              </m:fPr>
+              <m:num>
+                <m:r>
+                  <m:t xml:space="preserve">2</m:t>
+                </m:r>
+              </m:num>
+              <m:den>
+                <m:r>
+                  <m:t xml:space="preserve">5</m:t>
+                </m:r>
+              </m:den>
+            </m:f>
             <m:r>
-              <m:t xml:space="preserve">2</m:t>
+              <m:t xml:space="preserve">=</m:t>
             </m:r>
-          </m:num>
-          <m:den>
             <m:r>
-              <m:t xml:space="preserve">5</m:t>
+              <m:t xml:space="preserve">0,4</m:t>
             </m:r>
-          </m:den>
-        </m:f>
-        <m:r>
-          <m:t xml:space="preserve">=</m:t>
-        </m:r>
-        <m:r>
-          <m:t xml:space="preserve">0,4</m:t>
-        </m:r>
-        <m:r>
-          <m:t xml:space="preserve">)</m:t>
-        </m:r>
+          </m:e>
+        </m:d>
       </m:oMath>
       <w:r>
         <w:rPr>
@@ -2855,6 +2858,9 @@
       </w:r>
     </w:p>
     <w:p>
+      <w:pPr>
+        <w:pStyle w:val="ListBullet2"/>
+      </w:pPr>
       <w:r>
         <w:rPr>
           <w:b w:val="0"/>
@@ -2863,6 +2869,9 @@
       </w:r>
     </w:p>
     <w:p>
+      <w:pPr>
+        <w:pStyle w:val="ListBullet2"/>
+      </w:pPr>
       <w:r>
         <w:rPr>
           <w:b w:val="0"/>
@@ -2885,6 +2894,9 @@
       </w:r>
     </w:p>
     <w:p>
+      <w:pPr>
+        <w:pStyle w:val="ListBullet2"/>
+      </w:pPr>
       <w:r>
         <w:rPr>
           <w:b w:val="0"/>
@@ -2907,6 +2919,9 @@
       </w:r>
     </w:p>
     <w:p>
+      <w:pPr>
+        <w:pStyle w:val="ListBullet2"/>
+      </w:pPr>
       <w:r>
         <w:rPr>
           <w:b w:val="0"/>
@@ -2915,6 +2930,9 @@
       </w:r>
     </w:p>
     <w:p>
+      <w:pPr>
+        <w:pStyle w:val="ListBullet2"/>
+      </w:pPr>
       <w:r>
         <w:rPr>
           <w:b w:val="0"/>
@@ -2960,7 +2978,40 @@
         <w:rPr>
           <w:b w:val="0"/>
         </w:rPr>
-        <w:t>4. Escribe un número que cumpla cada condición: a) racional pero no entero; b) entero pero no natural; c) irracional entre 1 y 2.</w:t>
+        <w:t>4. Escribe un número que cumpla cada condición:</w:t>
+      </w:r>
+    </w:p>
+    <w:p>
+      <w:pPr>
+        <w:pStyle w:val="ListBullet2"/>
+      </w:pPr>
+      <w:r>
+        <w:rPr>
+          <w:b w:val="0"/>
+        </w:rPr>
+        <w:t>a) racional pero no entero</w:t>
+      </w:r>
+    </w:p>
+    <w:p>
+      <w:pPr>
+        <w:pStyle w:val="ListBullet2"/>
+      </w:pPr>
+      <w:r>
+        <w:rPr>
+          <w:b w:val="0"/>
+        </w:rPr>
+        <w:t>b) entero pero no natural</w:t>
+      </w:r>
+    </w:p>
+    <w:p>
+      <w:pPr>
+        <w:pStyle w:val="ListBullet2"/>
+      </w:pPr>
+      <w:r>
+        <w:rPr>
+          <w:b w:val="0"/>
+        </w:rPr>
+        <w:t>c) irracional entre 1 y 2.</w:t>
       </w:r>
     </w:p>
     <w:p>
@@ -2971,18 +3022,34 @@
         <w:rPr>
           <w:b w:val="0"/>
         </w:rPr>
-        <w:t xml:space="preserve">5. Decide si cada decimal representa un racional o un irracional: a) </w:t>
+        <w:t>5. Decide si cada decimal representa un racional o un irracional:</w:t>
+      </w:r>
+    </w:p>
+    <w:p>
+      <w:pPr>
+        <w:pStyle w:val="ListBullet2"/>
+      </w:pPr>
+      <w:r>
+        <w:rPr>
+          <w:b w:val="0"/>
+        </w:rPr>
+        <w:t xml:space="preserve">a) </w:t>
       </w:r>
       <m:oMath>
         <m:r>
           <m:t xml:space="preserve">0,5</m:t>
         </m:r>
       </m:oMath>
+    </w:p>
+    <w:p>
+      <w:pPr>
+        <w:pStyle w:val="ListBullet2"/>
+      </w:pPr>
       <w:r>
         <w:rPr>
           <w:b w:val="0"/>
         </w:rPr>
-        <w:t xml:space="preserve"> b) </w:t>
+        <w:t xml:space="preserve">b) </w:t>
       </w:r>
       <m:oMath>
         <m:r>
@@ -2995,11 +3062,16 @@
           <m:t xml:space="preserve">…</m:t>
         </m:r>
       </m:oMath>
+    </w:p>
+    <w:p>
+      <w:pPr>
+        <w:pStyle w:val="ListBullet2"/>
+      </w:pPr>
       <w:r>
         <w:rPr>
           <w:b w:val="0"/>
         </w:rPr>
-        <w:t xml:space="preserve"> c) </w:t>
+        <w:t xml:space="preserve">c) </w:t>
       </w:r>
       <m:oMath>
         <m:r>
@@ -3012,11 +3084,16 @@
           <m:t xml:space="preserve">…</m:t>
         </m:r>
       </m:oMath>
+    </w:p>
+    <w:p>
+      <w:pPr>
+        <w:pStyle w:val="ListBullet2"/>
+      </w:pPr>
       <w:r>
         <w:rPr>
           <w:b w:val="0"/>
         </w:rPr>
-        <w:t xml:space="preserve"> d) </w:t>
+        <w:t xml:space="preserve">d) </w:t>
       </w:r>
       <m:oMath>
         <m:r>
@@ -3029,11 +3106,16 @@
           <m:t xml:space="preserve">…</m:t>
         </m:r>
       </m:oMath>
+    </w:p>
+    <w:p>
+      <w:pPr>
+        <w:pStyle w:val="ListBullet2"/>
+      </w:pPr>
       <w:r>
         <w:rPr>
           <w:b w:val="0"/>
         </w:rPr>
-        <w:t xml:space="preserve"> e) </w:t>
+        <w:t xml:space="preserve">e) </w:t>
       </w:r>
       <m:oMath>
         <m:r>
@@ -3063,29 +3145,50 @@
         <w:rPr>
           <w:b w:val="0"/>
         </w:rPr>
-        <w:t xml:space="preserve">6. Escribe como fracción: a) </w:t>
+        <w:t>6. Escribe como fracción:</w:t>
+      </w:r>
+    </w:p>
+    <w:p>
+      <w:pPr>
+        <w:pStyle w:val="ListBullet2"/>
+      </w:pPr>
+      <w:r>
+        <w:rPr>
+          <w:b w:val="0"/>
+        </w:rPr>
+        <w:t xml:space="preserve">a) </w:t>
       </w:r>
       <m:oMath>
         <m:r>
           <m:t xml:space="preserve">0,4</m:t>
         </m:r>
       </m:oMath>
+    </w:p>
+    <w:p>
+      <w:pPr>
+        <w:pStyle w:val="ListBullet2"/>
+      </w:pPr>
       <w:r>
         <w:rPr>
           <w:b w:val="0"/>
         </w:rPr>
-        <w:t xml:space="preserve"> b) </w:t>
+        <w:t xml:space="preserve">b) </w:t>
       </w:r>
       <m:oMath>
         <m:r>
           <m:t xml:space="preserve">0,125</m:t>
         </m:r>
       </m:oMath>
+    </w:p>
+    <w:p>
+      <w:pPr>
+        <w:pStyle w:val="ListBullet2"/>
+      </w:pPr>
       <w:r>
         <w:rPr>
           <w:b w:val="0"/>
         </w:rPr>
-        <w:t xml:space="preserve"> c) </w:t>
+        <w:t xml:space="preserve">c) </w:t>
       </w:r>
       <m:oMath>
         <m:r>
@@ -3098,11 +3201,16 @@
           <m:t xml:space="preserve">…</m:t>
         </m:r>
       </m:oMath>
+    </w:p>
+    <w:p>
+      <w:pPr>
+        <w:pStyle w:val="ListBullet2"/>
+      </w:pPr>
       <w:r>
         <w:rPr>
           <w:b w:val="0"/>
         </w:rPr>
-        <w:t xml:space="preserve"> d) </w:t>
+        <w:t xml:space="preserve">d) </w:t>
       </w:r>
       <m:oMath>
         <m:r>
@@ -3408,7 +3516,29 @@
         <w:rPr>
           <w:b w:val="0"/>
         </w:rPr>
-        <w:t>11. El pronóstico del día registró: Bogotá 8,5 °C; Leticia 31 °C; Tunja −1,5 °C; Cali 26,7 °C; Nevado del Ruiz −4,2 °C. a) Ordena las temperaturas de menor a mayor. b) ¿Cuáles son números enteros?</w:t>
+        <w:t>11. El pronóstico del día registró: Bogotá 8,5 °C; Leticia 31 °C; Tunja −1,5 °C; Cali 26,7 °C; Nevado del Ruiz −4,2 °C.</w:t>
+      </w:r>
+    </w:p>
+    <w:p>
+      <w:pPr>
+        <w:pStyle w:val="ListBullet2"/>
+      </w:pPr>
+      <w:r>
+        <w:rPr>
+          <w:b w:val="0"/>
+        </w:rPr>
+        <w:t>a) Ordena las temperaturas de menor a mayor.</w:t>
+      </w:r>
+    </w:p>
+    <w:p>
+      <w:pPr>
+        <w:pStyle w:val="ListBullet2"/>
+      </w:pPr>
+      <w:r>
+        <w:rPr>
+          <w:b w:val="0"/>
+        </w:rPr>
+        <w:t>b) ¿Cuáles son números enteros?</w:t>
       </w:r>
     </w:p>
     <w:p>
@@ -3419,7 +3549,40 @@
         <w:rPr>
           <w:b w:val="0"/>
         </w:rPr>
-        <w:t>12. Camila tiene $85.000 ahorrados y debe $120.000 de la cuota del celular. a) Representa las dos cantidades con números con signo. b) ¿A qué familia pertenece cada una? c) ¿Cuál de los dos números es mayor?</w:t>
+        <w:t>12. Camila tiene $85.000 ahorrados y debe $120.000 de la cuota del celular.</w:t>
+      </w:r>
+    </w:p>
+    <w:p>
+      <w:pPr>
+        <w:pStyle w:val="ListBullet2"/>
+      </w:pPr>
+      <w:r>
+        <w:rPr>
+          <w:b w:val="0"/>
+        </w:rPr>
+        <w:t>a) Representa las dos cantidades con números con signo.</w:t>
+      </w:r>
+    </w:p>
+    <w:p>
+      <w:pPr>
+        <w:pStyle w:val="ListBullet2"/>
+      </w:pPr>
+      <w:r>
+        <w:rPr>
+          <w:b w:val="0"/>
+        </w:rPr>
+        <w:t>b) ¿A qué familia pertenece cada una?</w:t>
+      </w:r>
+    </w:p>
+    <w:p>
+      <w:pPr>
+        <w:pStyle w:val="ListBullet2"/>
+      </w:pPr>
+      <w:r>
+        <w:rPr>
+          <w:b w:val="0"/>
+        </w:rPr>
+        <w:t>c) ¿Cuál de los dos números es mayor?</w:t>
       </w:r>
     </w:p>
     <w:p>
@@ -3430,7 +3593,51 @@
         <w:rPr>
           <w:b w:val="0"/>
         </w:rPr>
-        <w:t>13. Un terreno cuadrado tiene 20 m² de área. a) ¿Cuánto mide su lado? b) ¿Es racional o irracional? c) ¿Entre qué dos enteros está? d) ¿Alcanzan 18 m de malla para cercarlo?</w:t>
+        <w:t>13. Un terreno cuadrado tiene 20 m² de área.</w:t>
+      </w:r>
+    </w:p>
+    <w:p>
+      <w:pPr>
+        <w:pStyle w:val="ListBullet2"/>
+      </w:pPr>
+      <w:r>
+        <w:rPr>
+          <w:b w:val="0"/>
+        </w:rPr>
+        <w:t>a) ¿Cuánto mide su lado?</w:t>
+      </w:r>
+    </w:p>
+    <w:p>
+      <w:pPr>
+        <w:pStyle w:val="ListBullet2"/>
+      </w:pPr>
+      <w:r>
+        <w:rPr>
+          <w:b w:val="0"/>
+        </w:rPr>
+        <w:t>b) ¿Es racional o irracional?</w:t>
+      </w:r>
+    </w:p>
+    <w:p>
+      <w:pPr>
+        <w:pStyle w:val="ListBullet2"/>
+      </w:pPr>
+      <w:r>
+        <w:rPr>
+          <w:b w:val="0"/>
+        </w:rPr>
+        <w:t>c) ¿Entre qué dos enteros está?</w:t>
+      </w:r>
+    </w:p>
+    <w:p>
+      <w:pPr>
+        <w:pStyle w:val="ListBullet2"/>
+      </w:pPr>
+      <w:r>
+        <w:rPr>
+          <w:b w:val="0"/>
+        </w:rPr>
+        <w:t>d) ¿Alcanzan 18 m de malla para cercarlo?</w:t>
       </w:r>
     </w:p>
     <w:p>
@@ -3497,7 +3704,18 @@
         <w:rPr>
           <w:b w:val="0"/>
         </w:rPr>
-        <w:t>. a) ¿</w:t>
+        <w:t>.</w:t>
+      </w:r>
+    </w:p>
+    <w:p>
+      <w:pPr>
+        <w:pStyle w:val="ListBullet2"/>
+      </w:pPr>
+      <w:r>
+        <w:rPr>
+          <w:b w:val="0"/>
+        </w:rPr>
+        <w:t>a) ¿</w:t>
       </w:r>
       <m:oMath>
         <m:f>
@@ -3520,7 +3738,29 @@
         <w:rPr>
           <w:b w:val="0"/>
         </w:rPr>
-        <w:t xml:space="preserve"> es racional o irracional? b) ¿Cuál de los dos es mayor? c) ¿Por qué </w:t>
+        <w:t xml:space="preserve"> es racional o irracional?</w:t>
+      </w:r>
+    </w:p>
+    <w:p>
+      <w:pPr>
+        <w:pStyle w:val="ListBullet2"/>
+      </w:pPr>
+      <w:r>
+        <w:rPr>
+          <w:b w:val="0"/>
+        </w:rPr>
+        <w:t>b) ¿Cuál de los dos es mayor?</w:t>
+      </w:r>
+    </w:p>
+    <w:p>
+      <w:pPr>
+        <w:pStyle w:val="ListBullet2"/>
+      </w:pPr>
+      <w:r>
+        <w:rPr>
+          <w:b w:val="0"/>
+        </w:rPr>
+        <w:t xml:space="preserve">c) ¿Por qué </w:t>
       </w:r>
       <m:oMath>
         <m:f>
